--- a/Justificativa_CIPREM_secao3_revisada.docx
+++ b/Justificativa_CIPREM_secao3_revisada.docx
@@ -222,7 +222,7 @@
           <w:sz w:val="22"/>
           <w:szCs w:val="22"/>
         </w:rPr>
-        <w:t xml:space="preserve">, com parte do suprimento vindo do eixo Linhares–Aracruz (85–140 km). A jazida da CIPREM está a ~35 km da sede — e a ~25 km de Boa Esperança: em um produto cujo preço posto na obra é dominado pelo frete, é vantagem competitiva estrutural no maior polo de demanda da região — a operação substitui suprimento de longa distância por produção local.</w:t>
+        <w:t>, com parte do suprimento vindo do eixo Linhares–Aracruz (85–140 km). A jazida da CIPREM está a ~35 km da sede de São Mateus, e o corredor de Nestor Gomes que a serve fica a 20 km ou menos: em um produto cujo preço posto na obra é dominado pelo frete, é vantagem competitiva estrutural no maior polo de demanda da região — a operação substitui suprimento de longa distância por produção local.</w:t>
       </w:r>
     </w:p>
     <w:p>

--- a/Justificativa_CIPREM_secao3_revisada.docx
+++ b/Justificativa_CIPREM_secao3_revisada.docx
@@ -246,7 +246,7 @@
           <w:sz w:val="22"/>
           <w:szCs w:val="22"/>
         </w:rPr>
-        <w:t xml:space="preserve">A macrodrenagem e pavimentação de Guriri é um programa que o Governo do Estado estima em cerca de R$ 1 bilhão no conjunto das três etapas: a bacia 2 está em execução pelo Consórcio Guriri CT, com conclusão prevista para o fim de 2028; a bacia 1 teve edital publicado em março de 2026 (R$ 321,8 milhões, 13,5 km de galerias e ~125 mil m² de pavimentação); e a bacia 3 está prevista, ainda sem edital publicado. Somam-se o Contorno de São Mateus/ES-318, em execução desde novembro de 2024 (R$ 164 milhões, 24,26 km e duas pontes sobre o rio Mariricu, prazo de 35 meses), a duplicação da ES-315 entre a sede e Guriri (R$ 92,1 milhões, 12,06 km, conclusão contratual prevista para dezembro de 2026) e a antecipação, pela concessionária Ecovias Capixaba, de 21,6 km de terceiras faixas no trecho norte da BR-101 — entre os km 50,3 e 134,1, distribuídos por Conceição da Barra, São Mateus, Jaguaré, Sooretama e Linhares —, com cerca de 7 km previstos até fevereiro de 2027 e os 14,72 km restantes até dezembro de 2027, dentro dos 41 km planejados na concessão.</w:t>
+        <w:t>A macrodrenagem e pavimentação de Guriri é um programa que o Governo do Estado estima em cerca de R$ 1 bilhão no conjunto das três etapas: a bacia 2 está em execução pelo Consórcio Guriri CT, com conclusão prevista para o fim de 2028; a bacia 1 teve edital publicado em março de 2026 (R$ 321,8 milhões, 13,5 km de galerias e ~125 mil m² de pavimentação); e a bacia 3 está prevista, ainda sem edital publicado. Somam-se o Contorno de São Mateus/ES-318, em execução desde novembro de 2024 (R$ 190,2 milhões — contrato original de R$ 164,2 milhões acrescido de dois termos aditivos —, 24,6 km e três pontes, prazo de 35 meses), a duplicação da ES-315 entre a sede e Guriri (R$ 92,1 milhões, 12,06 km, conclusão contratual prevista para dezembro de 2026) e a antecipação, pela concessionária Ecovias Capixaba, de 21,6 km de terceiras faixas no trecho norte da BR-101 — entre os km 50,3 e 134,1, distribuídos por Conceição da Barra, São Mateus, Jaguaré, Sooretama e Linhares —, com cerca de 7 km previstos até fevereiro de 2027 e os 14,72 km restantes até dezembro de 2027, dentro dos 41 km planejados na concessão.</w:t>
       </w:r>
     </w:p>
     <w:p>
@@ -1002,7 +1002,7 @@
                 <w:sz w:val="17"/>
                 <w:szCs w:val="17"/>
               </w:rPr>
-              <w:t xml:space="preserve">Contorno ES-318: "R$ 164 mi, 24,6 km e três pontes"</w:t>
+              <w:t>Contorno ES-318: atualização do valor contratado</w:t>
             </w:r>
           </w:p>
         </w:tc>
@@ -1028,7 +1028,7 @@
                 <w:sz w:val="17"/>
                 <w:szCs w:val="17"/>
               </w:rPr>
-              <w:t xml:space="preserve">Mantido o valor de R$ 164 milhões; corrigidos a extensão (24,26 km) e o escopo (duas pontes sobre o rio Mariricu).</w:t>
+              <w:t>Valor atualizado para R$ 190,2 milhões, explicitando a composição: contrato de 2021 de R$ 164,2 milhões mais dois termos aditivos de R$ 26,0 milhões (+15,8%).</w:t>
             </w:r>
           </w:p>
         </w:tc>
@@ -1054,7 +1054,7 @@
                 <w:sz w:val="17"/>
                 <w:szCs w:val="17"/>
               </w:rPr>
-              <w:t xml:space="preserve">O valor de R$ 164 milhões confere com o release mais recente do Governo do ES (nov/2025) — e é ele que prevalece sobre o R$ 190 milhões que constava da minuta anterior da carta. A terceira ponte pertence a outro contrato (rio Preto, na ES-010).</w:t>
+              <w:t>Os R$ 164 milhões repetidos nas comunicações oficiais do DER-ES são o valor original de 2021 e subestimam o contrato vigente, elevado por dois aditivos (Construtora Ápia S.A., regime RDC Integrado). Extensão e número de pontes ficam como na minuta original da carta.</w:t>
             </w:r>
           </w:p>
         </w:tc>
@@ -1473,7 +1473,7 @@
           <w:sz w:val="17"/>
           <w:szCs w:val="17"/>
         </w:rPr>
-        <w:t xml:space="preserve">Pendência para o Estudo de Mercado anexo: harmonizar com esta revisão o valor do Contorno da ES-318 (hoje R$ 165 milhões), a distância de Rio Bananal (hoje ~73 km) e a posição populacional de São Mateus (hoje 7º; o correto é 8º pelo Censo 2022 e pela estimativa 2025).</w:t>
+        <w:t>Pendência para o Estudo de Mercado anexo: harmonizar com esta revisão o valor do Contorno da ES-318 (hoje R$ 190,2 milhões), a distância de Rio Bananal (hoje ~73 km) e a posição populacional de São Mateus (hoje 7º; o correto é 8º pelo Censo 2022 e pela estimativa 2025).</w:t>
       </w:r>
     </w:p>
     <w:sectPr>

--- a/Justificativa_CIPREM_secao3_revisada.docx
+++ b/Justificativa_CIPREM_secao3_revisada.docx
@@ -26,38 +26,9 @@
       </w:pPr>
       <w:r>
         <w:rPr>
-          <w:rFonts w:ascii="Calibri" w:cs="Calibri" w:eastAsia="Calibri" w:hAnsi="Calibri"/>
-          <w:i/>
-          <w:iCs/>
-          <w:color w:val="595959"/>
-          <w:sz w:val="18"/>
-          <w:szCs w:val="18"/>
-        </w:rPr>
-        <w:t xml:space="preserve">Em </w:t>
-      </w:r>
-      <w:r>
-        <w:rPr>
-          <w:rFonts w:ascii="Calibri" w:cs="Calibri" w:eastAsia="Calibri" w:hAnsi="Calibri"/>
-          <w:b/>
-          <w:bCs/>
-          <w:i/>
-          <w:iCs/>
-          <w:color w:val="C00000"/>
-          <w:sz w:val="18"/>
-          <w:szCs w:val="18"/>
-        </w:rPr>
-        <w:t xml:space="preserve">vermelho</w:t>
-      </w:r>
-      <w:r>
-        <w:rPr>
-          <w:rFonts w:ascii="Calibri" w:cs="Calibri" w:eastAsia="Calibri" w:hAnsi="Calibri"/>
-          <w:i/>
-          <w:iCs/>
-          <w:color w:val="595959"/>
-          <w:sz w:val="18"/>
-          <w:szCs w:val="18"/>
-        </w:rPr>
-        <w:t xml:space="preserve">, os trechos alterados nesta revisão — por correção de dado verificado em fonte pública ou por ajuste ao mercado-base conservador do Estudo de Mercado anexo. Em preto, o texto mantido. A nota ao final relaciona o que foi suprimido e por quê.</w:t>
+          <w:color w:val="000000"/>
+        </w:rPr>
+        <w:t>Em vermelho, os trechos alterados nesta revisão — por correção de dado verificado em fonte pública, por ajuste ao mercado-base conservador do Estudo de Mercado anexo ou, nesta segunda rodada (agosto/2026), pela adoção do platô de 237.516 t/ano e pela leitura da participação contra o mercado endereçável. Em preto, o texto mantido. A nota ao final relaciona o que foi suprimido e por quê.</w:t>
       </w:r>
     </w:p>
     <w:p>
@@ -199,30 +170,45 @@
       </w:pPr>
       <w:r>
         <w:rPr>
-          <w:rFonts w:ascii="Calibri" w:cs="Calibri" w:eastAsia="Calibri" w:hAnsi="Calibri"/>
-          <w:color w:val="000000"/>
-          <w:sz w:val="22"/>
-          <w:szCs w:val="22"/>
+          <w:color w:val="000000"/>
         </w:rPr>
         <w:t xml:space="preserve">A oferta instalada confirma a lacuna: </w:t>
       </w:r>
       <w:r>
         <w:rPr>
-          <w:rFonts w:ascii="Calibri" w:cs="Calibri" w:eastAsia="Calibri" w:hAnsi="Calibri"/>
-          <w:color w:val="C00000"/>
-          <w:sz w:val="22"/>
-          <w:szCs w:val="22"/>
-        </w:rPr>
-        <w:t xml:space="preserve">a varredura município a município realizada em agosto de 2026 — em bases públicas de CNPJ, cadastros da ANM e fontes indexadas — não identificou nenhuma pedreira de britagem em atividade em São Mateus ou em Conceição da Barra. Em São Mateus, a presença concorrente é de natureza logístico-comercial: a Pedreira Mattar, sediada em Pinheiros (~70 km), mantém filial no município com CNAE de beneficiamento, sem atividade de extração associada. A operação de britagem mais próxima é a Mineração Usibrita, em Jaguaré (~40 km da sede), ainda em escala reduzida e situada fora do mercado-base. Os produtores de porte operam a partir de ~65 km — Nova Venécia e Pinheiros — e o maior deles a cerca de 100 km, em Rio Bananal</w:t>
-      </w:r>
-      <w:r>
-        <w:rPr>
-          <w:rFonts w:ascii="Calibri" w:cs="Calibri" w:eastAsia="Calibri" w:hAnsi="Calibri"/>
-          <w:color w:val="000000"/>
-          <w:sz w:val="22"/>
-          <w:szCs w:val="22"/>
-        </w:rPr>
-        <w:t>, com parte do suprimento vindo do eixo Linhares–Aracruz (85–140 km). A jazida da CIPREM está a ~35 km da sede de São Mateus, e o corredor de Nestor Gomes que a serve fica a 20 km ou menos: em um produto cujo preço posto na obra é dominado pelo frete, é vantagem competitiva estrutural no maior polo de demanda da região — a operação substitui suprimento de longa distância por produção local.</w:t>
+          <w:color w:val="C00000"/>
+        </w:rPr>
+        <w:t xml:space="preserve">a varredura município a município realizada em agosto de 2026 — em bases públicas de CNPJ, cadastros da ANM e fontes indexadas — não identificou nenhuma pedreira de britagem em atividade em São Mateus ou em Conceição da Barra. Em São Mateus, a presença concorrente é de natureza logístico-comercial: a Pedreira Mattar, sediada em Pinheiros (~70 km), mantém filial no município com CNAE de beneficiamento, sem atividade de extração associada — a extração, naquele município, corre pela Mattar Empreendimentos Minerários. A operação de britagem mais próxima é a Mineração Usibrita, em Jaguaré (~40 km da sede), ainda em escala reduzida e situada fora do mercado-base. </w:t>
+      </w:r>
+      <w:r>
+        <w:rPr>
+          <w:color w:val="C00000"/>
+        </w:rPr>
+        <w:t xml:space="preserve">Cabe distinguir duas funções que a redação anterior tratava como uma só: a Usibrita é concorrente de preço — está 5 km mais longe da sede que a CIPREM, margem de R$ 4,5/t —, mas vendeu ~5 mil t em 2025, menos de um quinto da demanda do próprio município onde se instala, e não tem escala para disputar volume. Quem limita volume é a MCL, em Nova Venécia, a ~62 km, contra a qual a vantagem de frete da CIPREM é de R$ 24,6 por tonelada — da ordem de um quarto do preço posto na obra. </w:t>
+      </w:r>
+      <w:r>
+        <w:rPr>
+          <w:color w:val="C00000"/>
+        </w:rPr>
+        <w:t>Os produtores de porte operam a partir de ~65 km — Nova Venécia e Pinheiros — e o maior deles a cerca de 100 km, em Rio Bananal</w:t>
+      </w:r>
+      <w:r>
+        <w:rPr>
+          <w:color w:val="000000"/>
+        </w:rPr>
+        <w:t xml:space="preserve">, com parte do suprimento vindo do eixo Linhares–Aracruz (85–140 km). A jazida da CIPREM está a ~35 km da sede de São Mateus, e o corredor de Nestor Gomes que a serve fica a </w:t>
+      </w:r>
+      <w:r>
+        <w:rPr>
+          <w:color w:val="C00000"/>
+        </w:rPr>
+        <w:t>10 km ou menos, onde a vantagem de frete alcança R$ 31,9/t</w:t>
+      </w:r>
+      <w:r>
+        <w:rPr>
+          <w:color w:val="000000"/>
+        </w:rPr>
+        <w:t>: em um produto cujo preço posto na obra é dominado pelo frete, é vantagem competitiva estrutural no maior polo de demanda da região — a operação substitui suprimento de longa distância por produção local.</w:t>
       </w:r>
     </w:p>
     <w:p>
@@ -382,48 +368,33 @@
       </w:pPr>
       <w:r>
         <w:rPr>
-          <w:rFonts w:ascii="Calibri" w:cs="Calibri" w:eastAsia="Calibri" w:hAnsi="Calibri"/>
-          <w:color w:val="C00000"/>
-          <w:sz w:val="22"/>
-          <w:szCs w:val="22"/>
+          <w:color w:val="C00000"/>
         </w:rPr>
         <w:t xml:space="preserve">Em síntese, </w:t>
       </w:r>
       <w:r>
         <w:rPr>
-          <w:rFonts w:ascii="Calibri" w:cs="Calibri" w:eastAsia="Calibri" w:hAnsi="Calibri"/>
-          <w:color w:val="C00000"/>
-          <w:sz w:val="22"/>
-          <w:szCs w:val="22"/>
-        </w:rPr>
-        <w:t xml:space="preserve">mesmo sob a definição mais conservadora de mercado — linha de base restrita a São Mateus e Conceição da Barra, com as praças disputadas de Jaguaré e Boa Esperança deixadas de fora e sem contar as obras —, a demanda corrente, de 235 a 275 mil t/ano, já supera o platô de produção do projeto, de 216 mil t/ano (82% do teto licenciado), que corresponde a 78–91% dessa demanda: a receita de regime cabe integralmente no mercado-base. Sobre essa base somam-se, como espaço de captura não incorporado às projeções, a demanda extraordinária das obras (70–100 mil t/ano) e as praças mantidas fora da linha de base (36–78 mil t/ano), o que perfaz de 305 a 375 mil t/ano durante a janela de obras.</w:t>
-      </w:r>
-      <w:r>
-        <w:rPr>
-          <w:rFonts w:ascii="Calibri" w:cs="Calibri" w:eastAsia="Calibri" w:hAnsi="Calibri"/>
-          <w:color w:val="000000"/>
-          <w:sz w:val="22"/>
-          <w:szCs w:val="22"/>
-        </w:rPr>
-        <w:t xml:space="preserve"> Às obras cabe ainda outro papel: coincidem com a carência e o ramp-up (anos 1–3, vendas de 63 a 180 mil t/ano), absorvendo a produção inicial justamente no período de maturação comercial. Mercado estruturalmente deficitário</w:t>
-      </w:r>
-      <w:r>
-        <w:rPr>
-          <w:rFonts w:ascii="Calibri" w:cs="Calibri" w:eastAsia="Calibri" w:hAnsi="Calibri"/>
-          <w:color w:val="C00000"/>
-          <w:sz w:val="22"/>
-          <w:szCs w:val="22"/>
-        </w:rPr>
-        <w:t xml:space="preserve"> — sem produtor instalado na base, com o grosso do suprimento viajando de 60 a 140 km —</w:t>
-      </w:r>
-      <w:r>
-        <w:rPr>
-          <w:rFonts w:ascii="Calibri" w:cs="Calibri" w:eastAsia="Calibri" w:hAnsi="Calibri"/>
-          <w:color w:val="000000"/>
-          <w:sz w:val="22"/>
-          <w:szCs w:val="22"/>
-        </w:rPr>
-        <w:t xml:space="preserve">, vantagem logística e cronologia favorável compõem um quadro de baixo risco de demanda para o financiamento pleiteado.</w:t>
+          <w:color w:val="C00000"/>
+        </w:rPr>
+        <w:t xml:space="preserve">sob a definição mais conservadora de mercado — linha de base restrita a São Mateus e Conceição da Barra —, a demanda corrente de 235 a 275 mil t/ano já supera o platô do projeto. A leitura correta da participação, porém, não é contra essa linha de base e sim contra o mercado efetivamente endereçável, que soma às duas praças-base as praças disputadas de Jaguaré e Boa Esperança (36–78 mil t/ano), as praças alcançáveis por entrega própria em Nova Venécia e Pinheiros (62–131 mil t/ano) e as obras públicas catalogadas (70–100 mil t/ano): 405 a 584 mil t/ano. Contra essa base, o platô de 237.516 t/ano — 90% do teto licenciado e 40% da capacidade instalada da planta — representa 41 a 59%, e não os 78 a 91% que a leitura restrita ao mercado-base sugeria. Pela via de baixo para cima, aplicando pesos de penetração praça a praça, a captura resulta em 200 a 248 mil t/ano, faixa na qual o platô se posiciona a 79%; a condição dessa conta deve ser dita com clareza: a sede sozinha não sustenta o platô, e a diferença vem das praças vizinhas, onde a CIPREM perde no frete FOB e só entra entregando com frota própria. </w:t>
+      </w:r>
+      <w:r>
+        <w:rPr>
+          <w:color w:val="000000"/>
+        </w:rPr>
+        <w:t xml:space="preserve">Às obras cabe ainda outro papel: coincidem com a carência e o ramp-up (anos 1–2, vendas de 63 a 126 mil t/ano), absorvendo a produção inicial justamente no período de maturação comercial. </w:t>
+      </w:r>
+      <w:r>
+        <w:rPr>
+          <w:color w:val="C00000"/>
+        </w:rPr>
+        <w:t>Mercado estruturalmente deficitário — sem produtor instalado na base, com o grosso do suprimento viajando de 60 a 140 km —</w:t>
+      </w:r>
+      <w:r>
+        <w:rPr>
+          <w:color w:val="000000"/>
+        </w:rPr>
+        <w:t>, vantagem logística e cronologia favorável compõem um quadro de baixo risco de demanda para o financiamento pleiteado.</w:t>
       </w:r>
     </w:p>
     <w:p>
@@ -1459,6 +1430,183 @@
           </w:p>
         </w:tc>
       </w:tr>
+      <w:tr>
+        <w:tc>
+          <w:tcPr>
+            <w:tcW w:type="dxa" w:w="2050"/>
+            <w:tcMar>
+              <w:top w:type="dxa" w:w="60"/>
+              <w:left w:type="dxa" w:w="90"/>
+              <w:bottom w:type="dxa" w:w="60"/>
+              <w:right w:type="dxa" w:w="90"/>
+            </w:tcMar>
+          </w:tcPr>
+          <w:p>
+            <w:pPr>
+              <w:spacing w:after="0" w:line="252"/>
+            </w:pPr>
+            <w:r>
+              <w:t>Platô de produção do projeto</w:t>
+            </w:r>
+          </w:p>
+        </w:tc>
+        <w:tc>
+          <w:tcPr>
+            <w:tcW w:type="dxa" w:w="3150"/>
+            <w:tcMar>
+              <w:top w:type="dxa" w:w="60"/>
+              <w:left w:type="dxa" w:w="90"/>
+              <w:bottom w:type="dxa" w:w="60"/>
+              <w:right w:type="dxa" w:w="90"/>
+            </w:tcMar>
+          </w:tcPr>
+          <w:p>
+            <w:pPr>
+              <w:spacing w:after="0" w:line="252"/>
+            </w:pPr>
+            <w:r>
+              <w:t>Elevado de 216.000 para 237.516 t/ano (90% do teto licenciado) e antecipado do ano 4 para o ano 3.</w:t>
+            </w:r>
+          </w:p>
+        </w:tc>
+        <w:tc>
+          <w:tcPr>
+            <w:tcW w:type="dxa" w:w="3800"/>
+            <w:tcMar>
+              <w:top w:type="dxa" w:w="60"/>
+              <w:left w:type="dxa" w:w="90"/>
+              <w:bottom w:type="dxa" w:w="60"/>
+              <w:right w:type="dxa" w:w="90"/>
+            </w:tcMar>
+          </w:tcPr>
+          <w:p>
+            <w:pPr>
+              <w:spacing w:after="0" w:line="252"/>
+            </w:pPr>
+            <w:r>
+              <w:t>No motor oficial do BNB, o platô anterior dava 51,0% de comprometimento e NÃO passava na janela de 30–50%; o novo dá 44,6% e passa, com máximo financiável de R$ 26,40 mi contra o pleito de R$ 24,29 mi. O gargalo é o ano 3, não o nível do platô.</w:t>
+            </w:r>
+          </w:p>
+        </w:tc>
+      </w:tr>
+      <w:tr>
+        <w:tc>
+          <w:tcPr>
+            <w:tcW w:type="dxa" w:w="2050"/>
+            <w:tcMar>
+              <w:top w:type="dxa" w:w="60"/>
+              <w:left w:type="dxa" w:w="90"/>
+              <w:bottom w:type="dxa" w:w="60"/>
+              <w:right w:type="dxa" w:w="90"/>
+            </w:tcMar>
+          </w:tcPr>
+          <w:p>
+            <w:pPr>
+              <w:spacing w:after="0" w:line="252"/>
+            </w:pPr>
+            <w:r>
+              <w:t>Participação de mercado do platô</w:t>
+            </w:r>
+          </w:p>
+        </w:tc>
+        <w:tc>
+          <w:tcPr>
+            <w:tcW w:type="dxa" w:w="3150"/>
+            <w:tcMar>
+              <w:top w:type="dxa" w:w="60"/>
+              <w:left w:type="dxa" w:w="90"/>
+              <w:bottom w:type="dxa" w:w="60"/>
+              <w:right w:type="dxa" w:w="90"/>
+            </w:tcMar>
+          </w:tcPr>
+          <w:p>
+            <w:pPr>
+              <w:spacing w:after="0" w:line="252"/>
+            </w:pPr>
+            <w:r>
+              <w:t>Lida contra o mercado endereçável (405–584 mil t/ano): 41–59%, em vez dos 78–91% da linha de base.</w:t>
+            </w:r>
+          </w:p>
+        </w:tc>
+        <w:tc>
+          <w:tcPr>
+            <w:tcW w:type="dxa" w:w="3800"/>
+            <w:tcMar>
+              <w:top w:type="dxa" w:w="60"/>
+              <w:left w:type="dxa" w:w="90"/>
+              <w:bottom w:type="dxa" w:w="60"/>
+              <w:right w:type="dxa" w:w="90"/>
+            </w:tcMar>
+          </w:tcPr>
+          <w:p>
+            <w:pPr>
+              <w:spacing w:after="0" w:line="252"/>
+            </w:pPr>
+            <w:r>
+              <w:t>Participação de 78–91% para um entrante não se sustenta em análise. O mercado endereçável soma as praças alcançáveis por CIF e as obras, que estavam fora da conta anterior.</w:t>
+            </w:r>
+          </w:p>
+        </w:tc>
+      </w:tr>
+      <w:tr>
+        <w:tc>
+          <w:tcPr>
+            <w:tcW w:type="dxa" w:w="2050"/>
+            <w:tcMar>
+              <w:top w:type="dxa" w:w="60"/>
+              <w:left w:type="dxa" w:w="90"/>
+              <w:bottom w:type="dxa" w:w="60"/>
+              <w:right w:type="dxa" w:w="90"/>
+            </w:tcMar>
+          </w:tcPr>
+          <w:p>
+            <w:pPr>
+              <w:spacing w:after="0" w:line="252"/>
+            </w:pPr>
+            <w:r>
+              <w:t>Concorrente de preço × concorrente de volume</w:t>
+            </w:r>
+          </w:p>
+        </w:tc>
+        <w:tc>
+          <w:tcPr>
+            <w:tcW w:type="dxa" w:w="3150"/>
+            <w:tcMar>
+              <w:top w:type="dxa" w:w="60"/>
+              <w:left w:type="dxa" w:w="90"/>
+              <w:bottom w:type="dxa" w:w="60"/>
+              <w:right w:type="dxa" w:w="90"/>
+            </w:tcMar>
+          </w:tcPr>
+          <w:p>
+            <w:pPr>
+              <w:spacing w:after="0" w:line="252"/>
+            </w:pPr>
+            <w:r>
+              <w:t>Separadas as duas funções: Usibrita ancora preço (R$ 4,5/t, sem escala); MCL define volume (R$ 24,6/t de vantagem para a CIPREM).</w:t>
+            </w:r>
+          </w:p>
+        </w:tc>
+        <w:tc>
+          <w:tcPr>
+            <w:tcW w:type="dxa" w:w="3800"/>
+            <w:tcMar>
+              <w:top w:type="dxa" w:w="60"/>
+              <w:left w:type="dxa" w:w="90"/>
+              <w:bottom w:type="dxa" w:w="60"/>
+              <w:right w:type="dxa" w:w="90"/>
+            </w:tcMar>
+          </w:tcPr>
+          <w:p>
+            <w:pPr>
+              <w:spacing w:after="0" w:line="252"/>
+            </w:pPr>
+            <w:r>
+              <w:t>Tratá-las como um só concorrente subestimava a posição da CIPREM; a Usibrita vendeu ~5 mil t em 2025, menos de um quinto da demanda do município onde opera.</w:t>
+            </w:r>
+          </w:p>
+        </w:tc>
+      </w:tr>
     </w:tbl>
     <w:p>
       <w:pPr>
@@ -1466,14 +1614,15 @@
       </w:pPr>
       <w:r>
         <w:rPr>
-          <w:rFonts w:ascii="Calibri" w:cs="Calibri" w:eastAsia="Calibri" w:hAnsi="Calibri"/>
-          <w:i/>
-          <w:iCs/>
-          <w:color w:val="595959"/>
-          <w:sz w:val="17"/>
-          <w:szCs w:val="17"/>
-        </w:rPr>
-        <w:t>Pendência para o Estudo de Mercado anexo: harmonizar com esta revisão o valor do Contorno da ES-318 (hoje R$ 190,2 milhões), a distância de Rio Bananal (hoje ~73 km) e a posição populacional de São Mateus (hoje 7º; o correto é 8º pelo Censo 2022 e pela estimativa 2025).</w:t>
+          <w:color w:val="000000"/>
+        </w:rPr>
+        <w:t xml:space="preserve">Pendência para o Estudo de Mercado anexo: </w:t>
+      </w:r>
+      <w:r>
+        <w:rPr>
+          <w:color w:val="C00000"/>
+        </w:rPr>
+        <w:t>harmonizada nesta rodada — o Estudo v4 já adota R$ 190,2 milhões para o Contorno da ES-318, ~100 km para Rio Bananal e a 8ª posição populacional de São Mateus. Permanecem em aberto, agora no Estudo: o rendimento de britagem (desmonte → produto vendável) e as condicionantes de horário de operação da licença.</w:t>
       </w:r>
     </w:p>
     <w:sectPr>

--- a/Justificativa_CIPREM_secao3_revisada.docx
+++ b/Justificativa_CIPREM_secao3_revisada.docx
@@ -103,7 +103,7 @@
           <w:sz w:val="22"/>
           <w:szCs w:val="22"/>
         </w:rPr>
-        <w:t xml:space="preserve">— foi delimitado de forma deliberadamente conservadora: restringe-se a São Mateus e Conceição da Barra, que somam 161.881 habitantes (IBGE, estimativa 2025 e Censo 2022), os dois municípios em que a varredura de concorrência não identificou nenhum produtor de brita instalado.</w:t>
+        <w:t>— foi delimitado de forma deliberadamente conservadora: restringe-se a São Mateus e Conceição da Barra, que somam 163.346 habitantes (IBGE, estimativas 2025), os dois municípios em que a varredura de concorrência não identificou nenhum produtor de brita instalado.</w:t>
       </w:r>
     </w:p>
     <w:p>
@@ -127,7 +127,7 @@
           <w:sz w:val="22"/>
           <w:szCs w:val="22"/>
         </w:rPr>
-        <w:t xml:space="preserve">entre 235 e 275 mil toneladas/ano. A estimativa parte de um índice de consumo aparente de brita no Espírito Santo de 1,6 a 1,7 t/hab/ano — elaboração própria a partir das vendas declaradas à ANM no Relatório Anual de Lavra (RAL), convergente com o parâmetro setorial da ANEPAC para o Sudeste —, aplicado integralmente à sede (215–230 mil t/ano) e, por conservadorismo, pela metade em Conceição da Barra, município de perfil rural-litorâneo. Trata-se de estimativa de ordem de grandeza, e não de número contábil: a memória de cálculo e as premissas constam do Estudo anexo. A ordem de grandeza é corroborada por baixo pelo censo de clientes do próprio Estudo, que mapeia 44 compradores na área de influência, com cerca de 192 mil t/ano de consumo identificado e da ordem de 62 mil t/ano imediatamente capturáveis pela CIPREM.</w:t>
+        <w:t>entre 238 e 278 mil toneladas/ano. A estimativa parte de um índice de consumo aparente de brita no Espírito Santo de 1,6 a 1,7 t/hab/ano — elaboração própria a partir das vendas declaradas à ANM no Relatório Anual de Lavra (RAL), convergente com o parâmetro setorial da ANEPAC para o Sudeste —, aplicado integralmente à sede (215–230 mil t/ano) e, por conservadorismo, pela metade em Conceição da Barra, município de perfil rural-litorâneo. Trata-se de estimativa de ordem de grandeza, e não de número contábil: a memória de cálculo e as premissas constam do Estudo anexo. A ordem de grandeza é corroborada por baixo pelo censo de clientes do próprio Estudo, que mapeia 44 compradores na área de influência, com cerca de 192 mil t/ano de consumo identificado e da ordem de 62 mil t/ano imediatamente capturáveis pela CIPREM.</w:t>
       </w:r>
     </w:p>
     <w:p>
@@ -376,7 +376,7 @@
         <w:rPr>
           <w:color w:val="C00000"/>
         </w:rPr>
-        <w:t xml:space="preserve">sob a definição mais conservadora de mercado — linha de base restrita a São Mateus e Conceição da Barra —, a demanda corrente de 235 a 275 mil t/ano já supera o platô do projeto. A leitura correta da participação, porém, não é contra essa linha de base e sim contra o mercado efetivamente endereçável, que soma às duas praças-base as praças disputadas de Jaguaré e Boa Esperança (36–78 mil t/ano), as praças alcançáveis por entrega própria em Nova Venécia e Pinheiros (62–131 mil t/ano) e as obras públicas catalogadas (70–100 mil t/ano): 405 a 584 mil t/ano. Contra essa base, o platô de 237.516 t/ano — 90% do teto licenciado e 40% da capacidade instalada da planta — representa 41 a 59%, e não os 78 a 91% que a leitura restrita ao mercado-base sugeria. Pela via de baixo para cima, aplicando pesos de penetração praça a praça, a captura resulta em 200 a 248 mil t/ano, faixa na qual o platô se posiciona a 79%; a condição dessa conta deve ser dita com clareza: a sede sozinha não sustenta o platô, e a diferença vem das praças vizinhas, onde a CIPREM perde no frete FOB e só entra entregando com frota própria. </w:t>
+        <w:t xml:space="preserve">sob a definição mais conservadora de mercado — linha de base restrita a São Mateus e Conceição da Barra —, a demanda corrente de 238 a 278 mil t/ano já supera o platô do projeto. A leitura correta da participação, porém, não é contra essa linha de base e sim contra o mercado efetivamente endereçável, que soma às duas praças-base as praças disputadas de Jaguaré e Boa Esperança (36–78 mil t/ano), as praças alcançáveis por entrega própria em Nova Venécia e Pinheiros (62–131 mil t/ano) e as obras públicas catalogadas (70–100 mil t/ano): 406 a 586 mil t/ano. Contra essa base, o platô de 237.516 t/ano — 90% do teto licenciado e 40% da capacidade instalada da planta — representa 40 a 58%, e não os 78 a 91% que a leitura restrita ao mercado-base sugeria. Pela via de baixo para cima, aplicando pesos de penetração praça a praça, a captura resulta em 200 a 248 mil t/ano, faixa na qual o platô se posiciona a 79%; a condição dessa conta deve ser dita com clareza: a sede sozinha não sustenta o platô, e a diferença vem das praças vizinhas, onde a CIPREM perde no frete FOB e só entra entregando com frota própria. </w:t>
       </w:r>
       <w:r>
         <w:rPr>
@@ -759,7 +759,7 @@
                 <w:sz w:val="17"/>
                 <w:szCs w:val="17"/>
               </w:rPr>
-              <w:t xml:space="preserve">Substituídas pela faixa única de 235–275 mil t/ano do mercado-base de dois municípios.</w:t>
+              <w:t>Substituídas pela faixa única de 238–278 mil t/ano do mercado-base de dois municípios.</w:t>
             </w:r>
           </w:p>
         </w:tc>
@@ -839,7 +839,7 @@
                 <w:sz w:val="17"/>
                 <w:szCs w:val="17"/>
               </w:rPr>
-              <w:t xml:space="preserve">Reduzido ao mercado-base de São Mateus e Conceição da Barra (161.881 hab).</w:t>
+              <w:t>Reduzido ao mercado-base de São Mateus e Conceição da Barra (163.346 hab).</w:t>
             </w:r>
           </w:p>
         </w:tc>
@@ -1524,7 +1524,7 @@
               <w:spacing w:after="0" w:line="252"/>
             </w:pPr>
             <w:r>
-              <w:t>Lida contra o mercado endereçável (405–584 mil t/ano): 41–59%, em vez dos 78–91% da linha de base.</w:t>
+              <w:t>Lida contra o mercado endereçável (406–586 mil t/ano): 40–58%, em vez dos 78–91% da linha de base.</w:t>
             </w:r>
           </w:p>
         </w:tc>

--- a/Justificativa_CIPREM_secao3_revisada.docx
+++ b/Justificativa_CIPREM_secao3_revisada.docx
@@ -113,21 +113,33 @@
       </w:pPr>
       <w:r>
         <w:rPr>
-          <w:rFonts w:ascii="Calibri" w:cs="Calibri" w:eastAsia="Calibri" w:hAnsi="Calibri"/>
-          <w:color w:val="000000"/>
-          <w:sz w:val="22"/>
-          <w:szCs w:val="22"/>
+          <w:color w:val="000000"/>
         </w:rPr>
         <w:t xml:space="preserve">A demanda corrente nesse mercado-base é estimada </w:t>
       </w:r>
       <w:r>
         <w:rPr>
-          <w:rFonts w:ascii="Calibri" w:cs="Calibri" w:eastAsia="Calibri" w:hAnsi="Calibri"/>
           <w:color w:val="C00000"/>
-          <w:sz w:val="22"/>
-          <w:szCs w:val="22"/>
-        </w:rPr>
-        <w:t>entre 238 e 278 mil toneladas/ano. A estimativa parte de um índice de consumo aparente de brita no Espírito Santo de 1,6 a 1,7 t/hab/ano — elaboração própria a partir das vendas declaradas à ANM no Relatório Anual de Lavra (RAL), convergente com o parâmetro setorial da ANEPAC para o Sudeste —, aplicado integralmente à sede (215–230 mil t/ano) e, por conservadorismo, pela metade em Conceição da Barra, município de perfil rural-litorâneo. Trata-se de estimativa de ordem de grandeza, e não de número contábil: a memória de cálculo e as premissas constam do Estudo anexo. A ordem de grandeza é corroborada por baixo pelo censo de clientes do próprio Estudo, que mapeia 44 compradores na área de influência, com cerca de 192 mil t/ano de consumo identificado e da ordem de 62 mil t/ano imediatamente capturáveis pela CIPREM.</w:t>
+        </w:rPr>
+        <w:t xml:space="preserve">em cerca de 273 mil toneladas/ano. A estimativa aplica diretamente à população da área (163.346 hab) o índice de consumo aparente de brita no Espírito Santo — 1,669 t/hab/ano, resultado exato de 6.888.010,58 t ÷ 4.126.854 hab, consumo e população do mesmo ano de 2025 — </w:t>
+      </w:r>
+      <w:r>
+        <w:rPr>
+          <w:color w:val="000000"/>
+        </w:rPr>
+        <w:t>elaboração própria a partir das vendas declaradas à ANM no Relatório Anual de Lavra (RAL), convergente com o parâmetro setorial da ANEPAC para o Sudeste</w:t>
+      </w:r>
+      <w:r>
+        <w:rPr>
+          <w:color w:val="C00000"/>
+        </w:rPr>
+        <w:t>. Piso de robustez: aplicando metade do índice a Conceição da Barra, município de perfil rural-litorâneo, a estimativa recua a ~249 mil t/ano — ainda acima do platô do projeto</w:t>
+      </w:r>
+      <w:r>
+        <w:rPr>
+          <w:color w:val="000000"/>
+        </w:rPr>
+        <w:t>. Trata-se de estimativa de ordem de grandeza, e não de número contábil: a memória de cálculo e as premissas constam do Estudo anexo. A ordem de grandeza é corroborada por baixo pelo censo de clientes do próprio Estudo, que mapeia 44 compradores na área de influência, com cerca de 192 mil t/ano de consumo identificado e da ordem de 62 mil t/ano imediatamente capturáveis pela CIPREM.</w:t>
       </w:r>
     </w:p>
     <w:p>
@@ -137,30 +149,21 @@
       </w:pPr>
       <w:r>
         <w:rPr>
-          <w:rFonts w:ascii="Calibri" w:cs="Calibri" w:eastAsia="Calibri" w:hAnsi="Calibri"/>
+          <w:color w:val="000000"/>
+        </w:rPr>
+        <w:t xml:space="preserve">As praças vizinhas de Jaguaré e Boa Esperança (~46 mil habitantes; </w:t>
+      </w:r>
+      <w:r>
+        <w:rPr>
           <w:color w:val="C00000"/>
-          <w:sz w:val="22"/>
-          <w:szCs w:val="22"/>
-        </w:rPr>
-        <w:t xml:space="preserve">As praças vizinhas de Jaguaré e Boa Esperança (~46 mil habitantes; 36–78 mil t/ano pela mesma métrica) foram mantidas fora da linha de base — a primeira por ter produtor instalado, a segunda por gravitar comercialmente para Nova Venécia — e permanecem, ao lado de</w:t>
-      </w:r>
-      <w:r>
-        <w:rPr>
-          <w:rFonts w:ascii="Calibri" w:cs="Calibri" w:eastAsia="Calibri" w:hAnsi="Calibri"/>
-          <w:color w:val="000000"/>
-          <w:sz w:val="22"/>
-          <w:szCs w:val="22"/>
-        </w:rPr>
-        <w:t xml:space="preserve"> Pedro Canário e </w:t>
-      </w:r>
-      <w:r>
-        <w:rPr>
-          <w:rFonts w:ascii="Calibri" w:cs="Calibri" w:eastAsia="Calibri" w:hAnsi="Calibri"/>
-          <w:color w:val="C00000"/>
-          <w:sz w:val="22"/>
-          <w:szCs w:val="22"/>
-        </w:rPr>
-        <w:t xml:space="preserve">da franja norte do Estado (Montanha, Mucurici e Ponto Belo — ~53 mil habitantes, sem produtor de brita local), como potencial adicional de captura. Por conservadorismo, tais mercados não foram incorporados às projeções de receita do empreendimento.</w:t>
+        </w:rPr>
+        <w:t>38–76 mil t/ano pela mesma métrica, de metade a pleno do índice</w:t>
+      </w:r>
+      <w:r>
+        <w:rPr>
+          <w:color w:val="000000"/>
+        </w:rPr>
+        <w:t>) foram mantidas fora da linha de base — a primeira por ter produtor instalado, a segunda por gravitar comercialmente para Nova Venécia — e permanecem, ao lado de Pedro Canário e da franja norte do Estado (Montanha, Mucurici e Ponto Belo — ~53 mil habitantes, sem produtor de brita local), como potencial adicional de captura. Por conservadorismo, tais mercados não foram incorporados às projeções de receita do empreendimento.</w:t>
       </w:r>
     </w:p>
     <w:p>
@@ -370,31 +373,7 @@
         <w:rPr>
           <w:color w:val="C00000"/>
         </w:rPr>
-        <w:t xml:space="preserve">Em síntese, </w:t>
-      </w:r>
-      <w:r>
-        <w:rPr>
-          <w:color w:val="C00000"/>
-        </w:rPr>
-        <w:t xml:space="preserve">sob a definição mais conservadora de mercado — linha de base restrita a São Mateus e Conceição da Barra —, a demanda corrente de 238 a 278 mil t/ano já supera o platô do projeto. A leitura correta da participação, porém, não é contra essa linha de base e sim contra o mercado efetivamente endereçável, que soma às duas praças-base as praças disputadas de Jaguaré e Boa Esperança (36–78 mil t/ano), as praças alcançáveis por entrega própria em Nova Venécia e Pinheiros (62–131 mil t/ano) e as obras públicas catalogadas (70–100 mil t/ano): 406 a 586 mil t/ano. Contra essa base, o platô de 237.516 t/ano — 90% do teto licenciado e 40% da capacidade instalada da planta — representa 40 a 58%, e não os 78 a 91% que a leitura restrita ao mercado-base sugeria. Pela via de baixo para cima, aplicando pesos de penetração praça a praça, a captura resulta em 200 a 248 mil t/ano, faixa na qual o platô se posiciona a 79%; a condição dessa conta deve ser dita com clareza: a sede sozinha não sustenta o platô, e a diferença vem das praças vizinhas, onde a CIPREM perde no frete FOB e só entra entregando com frota própria. </w:t>
-      </w:r>
-      <w:r>
-        <w:rPr>
-          <w:color w:val="000000"/>
-        </w:rPr>
-        <w:t xml:space="preserve">Às obras cabe ainda outro papel: coincidem com a carência e o ramp-up (anos 1–2, vendas de 63 a 126 mil t/ano), absorvendo a produção inicial justamente no período de maturação comercial. </w:t>
-      </w:r>
-      <w:r>
-        <w:rPr>
-          <w:color w:val="C00000"/>
-        </w:rPr>
-        <w:t>Mercado estruturalmente deficitário — sem produtor instalado na base, com o grosso do suprimento viajando de 60 a 140 km —</w:t>
-      </w:r>
-      <w:r>
-        <w:rPr>
-          <w:color w:val="000000"/>
-        </w:rPr>
-        <w:t>, vantagem logística e cronologia favorável compõem um quadro de baixo risco de demanda para o financiamento pleiteado.</w:t>
+        <w:t>Em síntese, sob a definição mais conservadora de mercado — linha de base restrita a São Mateus e Conceição da Barra —, a demanda corrente de cerca de 273 mil t/ano (piso prudente: 249 mil) já supera o platô do projeto. A leitura correta da participação, porém, não é contra essa linha de base e sim contra o mercado efetivamente endereçável, que soma às duas praças-base as praças disputadas de Jaguaré e Boa Esperança (38–76 mil t/ano), as praças alcançáveis por entrega própria em Nova Venécia e Pinheiros (64–129 mil t/ano) e as obras públicas catalogadas (70–100 mil t/ano): 421 a 577 mil t/ano. Contra essa base, o platô de 237.516 t/ano — 90% do teto licenciado e 40% da capacidade instalada da planta — representa 41 a 56%, e não os 87 a 96% que a leitura restrita ao mercado-base sugeriria. Pela via de baixo para cima, aplicando pesos de penetração praça a praça, a captura resulta em 207 a 245 mil t/ano, faixa na qual o platô se posiciona a 81%; a condição dessa conta deve ser dita com clareza: a sede sozinha não sustenta o platô, e a diferença vem das praças vizinhas, onde a CIPREM perde no frete FOB e só entra entregando com frota própria. Às obras cabe ainda outro papel: coincidem com a carência e o ramp-up (anos 1–2, vendas de 63 a 126 mil t/ano), absorvendo a produção inicial justamente no período de maturação comercial. Mercado estruturalmente deficitário — sem produtor instalado na base, com o grosso do suprimento viajando de 60 a 140 km —, vantagem logística e cronologia favorável compõem um quadro de baixo risco de demanda para o financiamento pleiteado.</w:t>
       </w:r>
     </w:p>
     <w:p>
@@ -673,13 +652,157 @@
             </w:pPr>
             <w:r>
               <w:rPr>
+                <w:b w:val="0"/>
+              </w:rPr>
+              <w:t>Reintroduzidos no corpo da carta, a pedido do cliente (3ª rodada), o cálculo exato "6.888.010,58 t ÷ 4.126.854 hab = 1,669 t/hab/ano" e a fonte (painel Power BI do AMB/ANM).</w:t>
+            </w:r>
+          </w:p>
+        </w:tc>
+        <w:tc>
+          <w:tcPr>
+            <w:tcW w:type="dxa" w:w="3800"/>
+            <w:tcMar>
+              <w:top w:type="dxa" w:w="60"/>
+              <w:left w:type="dxa" w:w="90"/>
+              <w:bottom w:type="dxa" w:w="60"/>
+              <w:right w:type="dxa" w:w="90"/>
+            </w:tcMar>
+          </w:tcPr>
+          <w:p>
+            <w:pPr>
+              <w:spacing w:after="0" w:line="252"/>
+            </w:pPr>
+            <w:r>
+              <w:rPr>
+                <w:b w:val="0"/>
+              </w:rPr>
+              <w:t>Consumo e população referem-se ao mesmo ano de 2025, o que torna o produto direto índice × população o número mais defensável. A demanda do mercado-base passa a ser ≈ 273 mil t/ano (163.346 hab), com piso de robustez de ~249 mil t/ano (metade do índice em Conceição da Barra). A faixa 1,6–1,7 deixou de ser usada no corpo da carta.</w:t>
+            </w:r>
+          </w:p>
+        </w:tc>
+      </w:tr>
+      <w:tr>
+        <w:tc>
+          <w:tcPr>
+            <w:tcW w:type="dxa" w:w="2050"/>
+            <w:tcMar>
+              <w:top w:type="dxa" w:w="60"/>
+              <w:left w:type="dxa" w:w="90"/>
+              <w:bottom w:type="dxa" w:w="60"/>
+              <w:right w:type="dxa" w:w="90"/>
+            </w:tcMar>
+          </w:tcPr>
+          <w:p>
+            <w:pPr>
+              <w:spacing w:after="0" w:line="252"/>
+            </w:pPr>
+            <w:r>
+              <w:rPr>
+                <w:rFonts w:ascii="Calibri" w:cs="Calibri" w:eastAsia="Calibri" w:hAnsi="Calibri"/>
+                <w:b/>
+                <w:bCs/>
+                <w:sz w:val="17"/>
+                <w:szCs w:val="17"/>
+              </w:rPr>
+              <w:t xml:space="preserve">Demanda de "285 mil t/ano" e de "275–350 mil t/ano"</w:t>
+            </w:r>
+          </w:p>
+        </w:tc>
+        <w:tc>
+          <w:tcPr>
+            <w:tcW w:type="dxa" w:w="3150"/>
+            <w:tcMar>
+              <w:top w:type="dxa" w:w="60"/>
+              <w:left w:type="dxa" w:w="90"/>
+              <w:bottom w:type="dxa" w:w="60"/>
+              <w:right w:type="dxa" w:w="90"/>
+            </w:tcMar>
+          </w:tcPr>
+          <w:p>
+            <w:pPr>
+              <w:spacing w:after="0" w:line="252"/>
+            </w:pPr>
+            <w:r>
+              <w:rPr>
+                <w:b w:val="0"/>
+              </w:rPr>
+              <w:t>Substituídas pela estimativa de ≈ 273 mil t/ano do mercado-base de dois municípios (índice exato 1,669 × 163.346 hab; piso prudente ~249 mil).</w:t>
+            </w:r>
+          </w:p>
+        </w:tc>
+        <w:tc>
+          <w:tcPr>
+            <w:tcW w:type="dxa" w:w="3800"/>
+            <w:tcMar>
+              <w:top w:type="dxa" w:w="60"/>
+              <w:left w:type="dxa" w:w="90"/>
+              <w:bottom w:type="dxa" w:w="60"/>
+              <w:right w:type="dxa" w:w="90"/>
+            </w:tcMar>
+          </w:tcPr>
+          <w:p>
+            <w:pPr>
+              <w:spacing w:after="0" w:line="252"/>
+            </w:pPr>
+            <w:r>
+              <w:rPr>
+                <w:b w:val="0"/>
+              </w:rPr>
+              <w:t>O texto anterior trazia três números divergentes para a mesma grandeza (220, 285 e 275–350 mil t/ano). O valor novo é o do Estudo anexo e decorre do recorte conservador de São Mateus + Conceição da Barra e do índice de 2025.</w:t>
+            </w:r>
+          </w:p>
+        </w:tc>
+      </w:tr>
+      <w:tr>
+        <w:tc>
+          <w:tcPr>
+            <w:tcW w:type="dxa" w:w="2050"/>
+            <w:tcMar>
+              <w:top w:type="dxa" w:w="60"/>
+              <w:left w:type="dxa" w:w="90"/>
+              <w:bottom w:type="dxa" w:w="60"/>
+              <w:right w:type="dxa" w:w="90"/>
+            </w:tcMar>
+          </w:tcPr>
+          <w:p>
+            <w:pPr>
+              <w:spacing w:after="0" w:line="252"/>
+            </w:pPr>
+            <w:r>
+              <w:rPr>
+                <w:rFonts w:ascii="Calibri" w:cs="Calibri" w:eastAsia="Calibri" w:hAnsi="Calibri"/>
+                <w:b/>
+                <w:bCs/>
+                <w:sz w:val="17"/>
+                <w:szCs w:val="17"/>
+              </w:rPr>
+              <w:t xml:space="preserve">Núcleo de quatro municípios (208.951 hab)</w:t>
+            </w:r>
+          </w:p>
+        </w:tc>
+        <w:tc>
+          <w:tcPr>
+            <w:tcW w:type="dxa" w:w="3150"/>
+            <w:tcMar>
+              <w:top w:type="dxa" w:w="60"/>
+              <w:left w:type="dxa" w:w="90"/>
+              <w:bottom w:type="dxa" w:w="60"/>
+              <w:right w:type="dxa" w:w="90"/>
+            </w:tcMar>
+          </w:tcPr>
+          <w:p>
+            <w:pPr>
+              <w:spacing w:after="0" w:line="252"/>
+            </w:pPr>
+            <w:r>
+              <w:rPr>
                 <w:rFonts w:ascii="Calibri" w:cs="Calibri" w:eastAsia="Calibri" w:hAnsi="Calibri"/>
                 <w:b w:val="false"/>
                 <w:bCs w:val="false"/>
                 <w:sz w:val="17"/>
                 <w:szCs w:val="17"/>
               </w:rPr>
-              <w:t xml:space="preserve">Retirados do corpo da carta o cálculo "6.888.010,58 t ÷ 4.126.854 hab", o valor pontual de 1,66 t/hab/ano e o endereço do painel Power BI.</w:t>
+              <w:t>Reduzido ao mercado-base de São Mateus e Conceição da Barra (163.346 hab).</w:t>
             </w:r>
           </w:p>
         </w:tc>
@@ -705,7 +828,7 @@
                 <w:sz w:val="17"/>
                 <w:szCs w:val="17"/>
               </w:rPr>
-              <w:t xml:space="preserve">O valor pontual não é publicado em nenhuma fonte localizável e a própria divisão resulta em 1,67, não 1,66. A carta passa a citar a faixa 1,6–1,7 t/hab/ano, declarada como estimativa própria; a metodologia fica no Estudo anexo, que é o lugar dela.</w:t>
+              <w:t xml:space="preserve">Jaguaré tem produtor instalado e Boa Esperança gravita para Nova Venécia. Mantê-los na base inflaria a demanda com praças disputadas; eles passam a figurar como captura adicional, fora das projeções.</w:t>
             </w:r>
           </w:p>
         </w:tc>
@@ -733,7 +856,7 @@
                 <w:sz w:val="17"/>
                 <w:szCs w:val="17"/>
               </w:rPr>
-              <w:t xml:space="preserve">Demanda de "285 mil t/ano" e de "275–350 mil t/ano"</w:t>
+              <w:t xml:space="preserve">"Mais populoso do norte do Espírito Santo"</w:t>
             </w:r>
           </w:p>
         </w:tc>
@@ -759,7 +882,7 @@
                 <w:sz w:val="17"/>
                 <w:szCs w:val="17"/>
               </w:rPr>
-              <w:t>Substituídas pela faixa única de 238–278 mil t/ano do mercado-base de dois municípios.</w:t>
+              <w:t xml:space="preserve">Trocado por "mais populoso da Microrregião Nordeste (Lei estadual nº 9.768/2011)".</w:t>
             </w:r>
           </w:p>
         </w:tc>
@@ -785,7 +908,7 @@
                 <w:sz w:val="17"/>
                 <w:szCs w:val="17"/>
               </w:rPr>
-              <w:t xml:space="preserve">O texto anterior trazia três números divergentes para a mesma grandeza (220, 285 e 275–350 mil t/ano). A faixa nova é a do Estudo anexo e decorre do recorte conservador de São Mateus + Conceição da Barra.</w:t>
+              <w:t xml:space="preserve">Linhares tem 183,8 mil habitantes (est. 2025) e é rotineiramente tratada como norte capixaba. Sem a qualificação da regionalização oficial, a frase é indefensável.</w:t>
             </w:r>
           </w:p>
         </w:tc>
@@ -813,7 +936,7 @@
                 <w:sz w:val="17"/>
                 <w:szCs w:val="17"/>
               </w:rPr>
-              <w:t xml:space="preserve">Núcleo de quatro municípios (208.951 hab)</w:t>
+              <w:t>Contorno ES-318: atualização do valor contratado</w:t>
             </w:r>
           </w:p>
         </w:tc>
@@ -839,7 +962,7 @@
                 <w:sz w:val="17"/>
                 <w:szCs w:val="17"/>
               </w:rPr>
-              <w:t>Reduzido ao mercado-base de São Mateus e Conceição da Barra (163.346 hab).</w:t>
+              <w:t>Valor atualizado para R$ 190,2 milhões, explicitando a composição: contrato de 2021 de R$ 164,2 milhões mais dois termos aditivos de R$ 26,0 milhões (+15,8%).</w:t>
             </w:r>
           </w:p>
         </w:tc>
@@ -865,7 +988,7 @@
                 <w:sz w:val="17"/>
                 <w:szCs w:val="17"/>
               </w:rPr>
-              <w:t xml:space="preserve">Jaguaré tem produtor instalado e Boa Esperança gravita para Nova Venécia. Mantê-los na base inflaria a demanda com praças disputadas; eles passam a figurar como captura adicional, fora das projeções.</w:t>
+              <w:t>Os R$ 164 milhões repetidos nas comunicações oficiais do DER-ES são o valor original de 2021 e subestimam o contrato vigente, elevado por dois aditivos (Construtora Ápia S.A., regime RDC Integrado). Extensão e número de pontes ficam como na minuta original da carta.</w:t>
             </w:r>
           </w:p>
         </w:tc>
@@ -893,7 +1016,7 @@
                 <w:sz w:val="17"/>
                 <w:szCs w:val="17"/>
               </w:rPr>
-              <w:t xml:space="preserve">"Mais populoso do norte do Espírito Santo"</w:t>
+              <w:t xml:space="preserve">BR-101: "21,6 km atravessando São Mateus"</w:t>
             </w:r>
           </w:p>
         </w:tc>
@@ -919,7 +1042,7 @@
                 <w:sz w:val="17"/>
                 <w:szCs w:val="17"/>
               </w:rPr>
-              <w:t xml:space="preserve">Trocado por "mais populoso da Microrregião Nordeste (Lei estadual nº 9.768/2011)".</w:t>
+              <w:t xml:space="preserve">Corrigido para 21,6 km entre os km 50,3 e 134,1, distribuídos por cinco municípios.</w:t>
             </w:r>
           </w:p>
         </w:tc>
@@ -945,7 +1068,7 @@
                 <w:sz w:val="17"/>
                 <w:szCs w:val="17"/>
               </w:rPr>
-              <w:t xml:space="preserve">Linhares tem 183,8 mil habitantes (est. 2025) e é rotineiramente tratada como norte capixaba. Sem a qualificação da regionalização oficial, a frase é indefensável.</w:t>
+              <w:t xml:space="preserve">Os 21,6 km não estão todos em São Mateus: abrangem Conceição da Barra, São Mateus, Jaguaré, Sooretama e Linhares. As datas passam a refletir as duas etapas de entrega (fev/2027 e dez/2027).</w:t>
             </w:r>
           </w:p>
         </w:tc>
@@ -973,7 +1096,7 @@
                 <w:sz w:val="17"/>
                 <w:szCs w:val="17"/>
               </w:rPr>
-              <w:t>Contorno ES-318: atualização do valor contratado</w:t>
+              <w:t xml:space="preserve">Guriri: "1 milhão de m² de vias e mais de 1 milhão de toneladas"</w:t>
             </w:r>
           </w:p>
         </w:tc>
@@ -999,7 +1122,7 @@
                 <w:sz w:val="17"/>
                 <w:szCs w:val="17"/>
               </w:rPr>
-              <w:t>Valor atualizado para R$ 190,2 milhões, explicitando a composição: contrato de 2021 de R$ 164,2 milhões mais dois termos aditivos de R$ 26,0 milhões (+15,8%).</w:t>
+              <w:t xml:space="preserve">Ajustado para 350 a 400 mil m² e da ordem de 500 mil toneladas de agregados.</w:t>
             </w:r>
           </w:p>
         </w:tc>
@@ -1025,7 +1148,7 @@
                 <w:sz w:val="17"/>
                 <w:szCs w:val="17"/>
               </w:rPr>
-              <w:t>Os R$ 164 milhões repetidos nas comunicações oficiais do DER-ES são o valor original de 2021 e subestimam o contrato vigente, elevado por dois aditivos (Construtora Ápia S.A., regime RDC Integrado). Extensão e número de pontes ficam como na minuta original da carta.</w:t>
+              <w:t xml:space="preserve">O número anterior contradizia o próprio Estudo de Mercado anexo, que dimensiona a malha principal do balneário em 350–400 mil m². As 75–90 mil t contabilizadas nas projeções permanecem inalteradas.</w:t>
             </w:r>
           </w:p>
         </w:tc>
@@ -1053,7 +1176,7 @@
                 <w:sz w:val="17"/>
                 <w:szCs w:val="17"/>
               </w:rPr>
-              <w:t xml:space="preserve">BR-101: "21,6 km atravessando São Mateus"</w:t>
+              <w:t xml:space="preserve">Prefeitura: "nota máxima de capacidade de pagamento"</w:t>
             </w:r>
           </w:p>
         </w:tc>
@@ -1079,7 +1202,7 @@
                 <w:sz w:val="17"/>
                 <w:szCs w:val="17"/>
               </w:rPr>
-              <w:t xml:space="preserve">Corrigido para 21,6 km entre os km 50,3 e 134,1, distribuídos por cinco municípios.</w:t>
+              <w:t xml:space="preserve">Trocado por "classificação A na CAPAG do Tesouro Nacional (ano-base 2025)".</w:t>
             </w:r>
           </w:p>
         </w:tc>
@@ -1105,7 +1228,7 @@
                 <w:sz w:val="17"/>
                 <w:szCs w:val="17"/>
               </w:rPr>
-              <w:t xml:space="preserve">Os 21,6 km não estão todos em São Mateus: abrangem Conceição da Barra, São Mateus, Jaguaré, Sooretama e Linhares. As datas passam a refletir as duas etapas de entrega (fev/2027 e dez/2027).</w:t>
+              <w:t xml:space="preserve">A nota A está correta e é a melhor da série histórica do município, mas a metodologia vigente do Tesouro não a caracteriza como nota máxima.</w:t>
             </w:r>
           </w:p>
         </w:tc>
@@ -1133,7 +1256,7 @@
                 <w:sz w:val="17"/>
                 <w:szCs w:val="17"/>
               </w:rPr>
-              <w:t xml:space="preserve">Guriri: "1 milhão de m² de vias e mais de 1 milhão de toneladas"</w:t>
+              <w:t xml:space="preserve">Porto de Urussuquara: "fase avançada de licenciamento" e "documentação entregue em janeiro/2025"</w:t>
             </w:r>
           </w:p>
         </w:tc>
@@ -1159,7 +1282,7 @@
                 <w:sz w:val="17"/>
                 <w:szCs w:val="17"/>
               </w:rPr>
-              <w:t xml:space="preserve">Ajustado para 350 a 400 mil m² e da ordem de 500 mil toneladas de agregados.</w:t>
+              <w:t xml:space="preserve">Substituído por processo em trâmite no IBAMA desde 2021, com audiência pública em 2023 e sem licença emitida.</w:t>
             </w:r>
           </w:p>
         </w:tc>
@@ -1185,7 +1308,7 @@
                 <w:sz w:val="17"/>
                 <w:szCs w:val="17"/>
               </w:rPr>
-              <w:t xml:space="preserve">O número anterior contradizia o próprio Estudo de Mercado anexo, que dimensiona a malha principal do balneário em 350–400 mil m². As 75–90 mil t contabilizadas nas projeções permanecem inalteradas.</w:t>
+              <w:t xml:space="preserve">A data de janeiro/2025 provavelmente reproduz matéria de dezembro/2024 que se referia a janeiro de 2024. Não há registro público de emissão da Licença Prévia, o que desaconselha a expressão "fase avançada".</w:t>
             </w:r>
           </w:p>
         </w:tc>
@@ -1213,7 +1336,7 @@
                 <w:sz w:val="17"/>
                 <w:szCs w:val="17"/>
               </w:rPr>
-              <w:t xml:space="preserve">Prefeitura: "nota máxima de capacidade de pagamento"</w:t>
+              <w:t xml:space="preserve">Concorrência: "único produtor de ~5 mil t/ano atende a região"; Rio Bananal "a ~73 km"</w:t>
             </w:r>
           </w:p>
         </w:tc>
@@ -1239,7 +1362,7 @@
                 <w:sz w:val="17"/>
                 <w:szCs w:val="17"/>
               </w:rPr>
-              <w:t xml:space="preserve">Trocado por "classificação A na CAPAG do Tesouro Nacional (ano-base 2025)".</w:t>
+              <w:t xml:space="preserve">Reescrito: nenhum produtor no mercado-base; Usibrita fora da base; maior produtor a cerca de 100 km.</w:t>
             </w:r>
           </w:p>
         </w:tc>
@@ -1265,7 +1388,7 @@
                 <w:sz w:val="17"/>
                 <w:szCs w:val="17"/>
               </w:rPr>
-              <w:t xml:space="preserve">A nota A está correta e é a melhor da série histórica do município, mas a metodologia vigente do Tesouro não a caracteriza como nota máxima.</w:t>
+              <w:t xml:space="preserve">Rio Bananal está a ~78 km de São Mateus em linha reta, o que torna impossível a distância rodoviária de 73 km. A correção reforça a tese: o concorrente de porte está ainda mais longe do que se afirmava.</w:t>
             </w:r>
           </w:p>
         </w:tc>
@@ -1286,14 +1409,7 @@
               <w:spacing w:after="0" w:line="252"/>
             </w:pPr>
             <w:r>
-              <w:rPr>
-                <w:rFonts w:ascii="Calibri" w:cs="Calibri" w:eastAsia="Calibri" w:hAnsi="Calibri"/>
-                <w:b/>
-                <w:bCs/>
-                <w:sz w:val="17"/>
-                <w:szCs w:val="17"/>
-              </w:rPr>
-              <w:t xml:space="preserve">Porto de Urussuquara: "fase avançada de licenciamento" e "documentação entregue em janeiro/2025"</w:t>
+              <w:t>Platô de produção do projeto</w:t>
             </w:r>
           </w:p>
         </w:tc>
@@ -1312,14 +1428,7 @@
               <w:spacing w:after="0" w:line="252"/>
             </w:pPr>
             <w:r>
-              <w:rPr>
-                <w:rFonts w:ascii="Calibri" w:cs="Calibri" w:eastAsia="Calibri" w:hAnsi="Calibri"/>
-                <w:b w:val="false"/>
-                <w:bCs w:val="false"/>
-                <w:sz w:val="17"/>
-                <w:szCs w:val="17"/>
-              </w:rPr>
-              <w:t xml:space="preserve">Substituído por processo em trâmite no IBAMA desde 2021, com audiência pública em 2023 e sem licença emitida.</w:t>
+              <w:t>Elevado de 216.000 para 237.516 t/ano (90% do teto licenciado) e antecipado do ano 4 para o ano 3.</w:t>
             </w:r>
           </w:p>
         </w:tc>
@@ -1338,14 +1447,7 @@
               <w:spacing w:after="0" w:line="252"/>
             </w:pPr>
             <w:r>
-              <w:rPr>
-                <w:rFonts w:ascii="Calibri" w:cs="Calibri" w:eastAsia="Calibri" w:hAnsi="Calibri"/>
-                <w:b w:val="false"/>
-                <w:bCs w:val="false"/>
-                <w:sz w:val="17"/>
-                <w:szCs w:val="17"/>
-              </w:rPr>
-              <w:t xml:space="preserve">A data de janeiro/2025 provavelmente reproduz matéria de dezembro/2024 que se referia a janeiro de 2024. Não há registro público de emissão da Licença Prévia, o que desaconselha a expressão "fase avançada".</w:t>
+              <w:t>No motor oficial do BNB, o platô anterior dava 51,0% de comprometimento e NÃO passava na janela de 30–50%; o novo dá 44,6% e passa, com máximo financiável de R$ 26,40 mi contra o pleito de R$ 24,29 mi. O gargalo é o ano 3, não o nível do platô.</w:t>
             </w:r>
           </w:p>
         </w:tc>
@@ -1366,14 +1468,7 @@
               <w:spacing w:after="0" w:line="252"/>
             </w:pPr>
             <w:r>
-              <w:rPr>
-                <w:rFonts w:ascii="Calibri" w:cs="Calibri" w:eastAsia="Calibri" w:hAnsi="Calibri"/>
-                <w:b/>
-                <w:bCs/>
-                <w:sz w:val="17"/>
-                <w:szCs w:val="17"/>
-              </w:rPr>
-              <w:t xml:space="preserve">Concorrência: "único produtor de ~5 mil t/ano atende a região"; Rio Bananal "a ~73 km"</w:t>
+              <w:t>Participação de mercado do platô</w:t>
             </w:r>
           </w:p>
         </w:tc>
@@ -1393,13 +1488,9 @@
             </w:pPr>
             <w:r>
               <w:rPr>
-                <w:rFonts w:ascii="Calibri" w:cs="Calibri" w:eastAsia="Calibri" w:hAnsi="Calibri"/>
-                <w:b w:val="false"/>
-                <w:bCs w:val="false"/>
-                <w:sz w:val="17"/>
-                <w:szCs w:val="17"/>
-              </w:rPr>
-              <w:t xml:space="preserve">Reescrito: nenhum produtor no mercado-base; Usibrita fora da base; maior produtor a cerca de 100 km.</w:t>
+                <w:b w:val="0"/>
+              </w:rPr>
+              <w:t>Lida contra o mercado endereçável (421–577 mil t/ano): 41–56%, em vez da leitura restrita à linha de base (87–96%).</w:t>
             </w:r>
           </w:p>
         </w:tc>
@@ -1419,131 +1510,9 @@
             </w:pPr>
             <w:r>
               <w:rPr>
-                <w:rFonts w:ascii="Calibri" w:cs="Calibri" w:eastAsia="Calibri" w:hAnsi="Calibri"/>
-                <w:b w:val="false"/>
-                <w:bCs w:val="false"/>
-                <w:sz w:val="17"/>
-                <w:szCs w:val="17"/>
-              </w:rPr>
-              <w:t xml:space="preserve">Rio Bananal está a ~78 km de São Mateus em linha reta, o que torna impossível a distância rodoviária de 73 km. A correção reforça a tese: o concorrente de porte está ainda mais longe do que se afirmava.</w:t>
-            </w:r>
-          </w:p>
-        </w:tc>
-      </w:tr>
-      <w:tr>
-        <w:tc>
-          <w:tcPr>
-            <w:tcW w:type="dxa" w:w="2050"/>
-            <w:tcMar>
-              <w:top w:type="dxa" w:w="60"/>
-              <w:left w:type="dxa" w:w="90"/>
-              <w:bottom w:type="dxa" w:w="60"/>
-              <w:right w:type="dxa" w:w="90"/>
-            </w:tcMar>
-          </w:tcPr>
-          <w:p>
-            <w:pPr>
-              <w:spacing w:after="0" w:line="252"/>
-            </w:pPr>
-            <w:r>
-              <w:t>Platô de produção do projeto</w:t>
-            </w:r>
-          </w:p>
-        </w:tc>
-        <w:tc>
-          <w:tcPr>
-            <w:tcW w:type="dxa" w:w="3150"/>
-            <w:tcMar>
-              <w:top w:type="dxa" w:w="60"/>
-              <w:left w:type="dxa" w:w="90"/>
-              <w:bottom w:type="dxa" w:w="60"/>
-              <w:right w:type="dxa" w:w="90"/>
-            </w:tcMar>
-          </w:tcPr>
-          <w:p>
-            <w:pPr>
-              <w:spacing w:after="0" w:line="252"/>
-            </w:pPr>
-            <w:r>
-              <w:t>Elevado de 216.000 para 237.516 t/ano (90% do teto licenciado) e antecipado do ano 4 para o ano 3.</w:t>
-            </w:r>
-          </w:p>
-        </w:tc>
-        <w:tc>
-          <w:tcPr>
-            <w:tcW w:type="dxa" w:w="3800"/>
-            <w:tcMar>
-              <w:top w:type="dxa" w:w="60"/>
-              <w:left w:type="dxa" w:w="90"/>
-              <w:bottom w:type="dxa" w:w="60"/>
-              <w:right w:type="dxa" w:w="90"/>
-            </w:tcMar>
-          </w:tcPr>
-          <w:p>
-            <w:pPr>
-              <w:spacing w:after="0" w:line="252"/>
-            </w:pPr>
-            <w:r>
-              <w:t>No motor oficial do BNB, o platô anterior dava 51,0% de comprometimento e NÃO passava na janela de 30–50%; o novo dá 44,6% e passa, com máximo financiável de R$ 26,40 mi contra o pleito de R$ 24,29 mi. O gargalo é o ano 3, não o nível do platô.</w:t>
-            </w:r>
-          </w:p>
-        </w:tc>
-      </w:tr>
-      <w:tr>
-        <w:tc>
-          <w:tcPr>
-            <w:tcW w:type="dxa" w:w="2050"/>
-            <w:tcMar>
-              <w:top w:type="dxa" w:w="60"/>
-              <w:left w:type="dxa" w:w="90"/>
-              <w:bottom w:type="dxa" w:w="60"/>
-              <w:right w:type="dxa" w:w="90"/>
-            </w:tcMar>
-          </w:tcPr>
-          <w:p>
-            <w:pPr>
-              <w:spacing w:after="0" w:line="252"/>
-            </w:pPr>
-            <w:r>
-              <w:t>Participação de mercado do platô</w:t>
-            </w:r>
-          </w:p>
-        </w:tc>
-        <w:tc>
-          <w:tcPr>
-            <w:tcW w:type="dxa" w:w="3150"/>
-            <w:tcMar>
-              <w:top w:type="dxa" w:w="60"/>
-              <w:left w:type="dxa" w:w="90"/>
-              <w:bottom w:type="dxa" w:w="60"/>
-              <w:right w:type="dxa" w:w="90"/>
-            </w:tcMar>
-          </w:tcPr>
-          <w:p>
-            <w:pPr>
-              <w:spacing w:after="0" w:line="252"/>
-            </w:pPr>
-            <w:r>
-              <w:t>Lida contra o mercado endereçável (406–586 mil t/ano): 40–58%, em vez dos 78–91% da linha de base.</w:t>
-            </w:r>
-          </w:p>
-        </w:tc>
-        <w:tc>
-          <w:tcPr>
-            <w:tcW w:type="dxa" w:w="3800"/>
-            <w:tcMar>
-              <w:top w:type="dxa" w:w="60"/>
-              <w:left w:type="dxa" w:w="90"/>
-              <w:bottom w:type="dxa" w:w="60"/>
-              <w:right w:type="dxa" w:w="90"/>
-            </w:tcMar>
-          </w:tcPr>
-          <w:p>
-            <w:pPr>
-              <w:spacing w:after="0" w:line="252"/>
-            </w:pPr>
-            <w:r>
-              <w:t>Participação de 78–91% para um entrante não se sustenta em análise. O mercado endereçável soma as praças alcançáveis por CIF e as obras, que estavam fora da conta anterior.</w:t>
+                <w:b w:val="0"/>
+              </w:rPr>
+              <w:t>Participação da ordem de 90% para um entrante não se sustenta em análise. O mercado endereçável soma as praças alcançáveis por CIF e as obras, que estavam fora da conta anterior.</w:t>
             </w:r>
           </w:p>
         </w:tc>

--- a/Justificativa_CIPREM_secao3_revisada.docx
+++ b/Justificativa_CIPREM_secao3_revisada.docx
@@ -53,12 +53,186 @@
       </w:pPr>
       <w:r>
         <w:rPr>
+          <w:color w:val="000000"/>
+        </w:rPr>
+        <w:t xml:space="preserve">São Mateus é o município-polo e o mais populoso da Microrregião Nordeste do Espírito Santo (regionalização estadual da Lei nº 9.768/2011), com 134,4 mil habitantes — IBGE, estimativa 2025; 8º do Estado — e polo regional de comércio e serviços. O setor tem natureza essencialmente local: pelo baixo valor por tonelada, o raio econômico de comercialização raramente ultrapassa algumas dezenas de quilômetros, e excepcionalmente 150 km entre a fonte e o consumidor. Por isso, o mercado-base do empreendimento — definido pelo raio econômico do frete e pela posição real dos concorrentes — foi delimitado por dois critérios cumulativos: </w:t>
+      </w:r>
+      <w:r>
+        <w:rPr>
+          <w:color w:val="C00000"/>
+        </w:rPr>
+        <w:t>ausência de produtor de brita instalado e posição dentro do raio econômico do frete. Satisfazem ambos São Mateus, Conceição da Barra e Boa Esperança, que somam 177.400 habitantes (IBGE, estimativas 2025).</w:t>
+      </w:r>
+    </w:p>
+    <w:p>
+      <w:pPr>
+        <w:spacing w:after="180" w:line="276"/>
+        <w:jc w:val="both"/>
+      </w:pPr>
+      <w:r>
+        <w:rPr>
+          <w:color w:val="000000"/>
+        </w:rPr>
+        <w:t xml:space="preserve">A demanda corrente nesse mercado-base é estimada </w:t>
+      </w:r>
+      <w:r>
+        <w:rPr>
+          <w:color w:val="C00000"/>
+        </w:rPr>
+        <w:t xml:space="preserve">em cerca de 296 mil toneladas/ano. A estimativa aplica diretamente à população da área (177.400 hab — São Mateus, Conceição da Barra e Boa Esperança) o índice de consumo aparente de brita no Espírito Santo — 1,669 t/hab/ano, resultado exato de 6.888.010,58 t ÷ 4.126.854 hab, consumo e população do mesmo ano de 2025 — </w:t>
+      </w:r>
+      <w:r>
+        <w:rPr>
+          <w:color w:val="000000"/>
+        </w:rPr>
+        <w:t>elaboração própria a partir das vendas declaradas à ANM no Relatório Anual de Lavra (RAL), convergente com o parâmetro setorial da ANEPAC para o Sudeste</w:t>
+      </w:r>
+      <w:r>
+        <w:rPr>
+          <w:color w:val="C00000"/>
+        </w:rPr>
+        <w:t>. Piso de robustez: aplicando metade do índice a Conceição da Barra e a Boa Esperança, municípios de perfil rural-litorâneo, a estimativa recua a ~260 mil t/ano — ainda acima do platô do projeto</w:t>
+      </w:r>
+      <w:r>
+        <w:rPr>
+          <w:color w:val="000000"/>
+        </w:rPr>
+        <w:t>. Trata-se de estimativa de ordem de grandeza, e não de número contábil: a memória de cálculo e as premissas constam do Estudo anexo. A ordem de grandeza é corroborada por baixo pelo censo de clientes do próprio Estudo, que mapeia 44 compradores na área de influência, com cerca de 192 mil t/ano de consumo identificado e da ordem de 62 mil t/ano imediatamente capturáveis pela CIPREM.</w:t>
+      </w:r>
+    </w:p>
+    <w:p>
+      <w:pPr>
+        <w:spacing w:after="180" w:line="276"/>
+        <w:jc w:val="both"/>
+      </w:pPr>
+      <w:r>
+        <w:rPr>
+          <w:color w:val="000000"/>
+        </w:rPr>
+        <w:t xml:space="preserve">A praça vizinha de Jaguaré (31,6 mil habitantes; </w:t>
+      </w:r>
+      <w:r>
+        <w:rPr>
+          <w:color w:val="C00000"/>
+        </w:rPr>
+        <w:t>26–53 mil t/ano pela mesma métrica, de metade a pleno do índice</w:t>
+      </w:r>
+      <w:r>
+        <w:rPr>
+          <w:color w:val="000000"/>
+        </w:rPr>
+        <w:t>) foi mantida fora da linha de base por ter produtor instalado</w:t>
+      </w:r>
+      <w:r>
+        <w:rPr>
+          <w:color w:val="C00000"/>
+        </w:rPr>
+        <w:t xml:space="preserve"> — a distância medida de 39,6 km encerra a hipótese de encurtamento pela ES-356 —</w:t>
+      </w:r>
+      <w:r>
+        <w:rPr>
+          <w:color w:val="000000"/>
+        </w:rPr>
+        <w:t xml:space="preserve"> e permanece, ao lado de Pedro Canário e da franja norte do Estado (Montanha, Mucurici e Ponto Belo — ~53 mil habitantes, sem produtor de brita local), como potencial adicional de captura. Por conservadorismo, tais mercados não foram incorporados às projeções de receita do empreendimento.</w:t>
+      </w:r>
+    </w:p>
+    <w:p>
+      <w:pPr>
+        <w:spacing w:after="180" w:line="276"/>
+        <w:jc w:val="both"/>
+      </w:pPr>
+      <w:r>
+        <w:rPr>
+          <w:color w:val="000000"/>
+        </w:rPr>
+        <w:t>A oferta instalada confirma a lacuna: a varredura município a município realizada em agosto de 2026 — em bases públicas de CNPJ, cadastros da ANM e fontes indexadas — não identificou nenhuma pedreira de britagem em atividade em São Mateus</w:t>
+      </w:r>
+      <w:r>
+        <w:rPr>
+          <w:color w:val="C00000"/>
+        </w:rPr>
+        <w:t>, em Conceição da Barra nem em Boa Esperança</w:t>
+      </w:r>
+      <w:r>
+        <w:rPr>
+          <w:color w:val="000000"/>
+        </w:rPr>
+        <w:t>. Em São Mateus, a presença concorrente é de natureza logístico-comercial: a Pedreira Mattar, sediada em Pinheiros (</w:t>
+      </w:r>
+      <w:r>
+        <w:rPr>
+          <w:color w:val="C00000"/>
+        </w:rPr>
+        <w:t>66,8 km</w:t>
+      </w:r>
+      <w:r>
+        <w:rPr>
+          <w:color w:val="000000"/>
+        </w:rPr>
+        <w:t xml:space="preserve">), mantém filial no município com CNAE de beneficiamento, sem atividade de extração associada — a extração, naquele município, corre pela Mattar Empreendimentos Minerários. A operação de britagem mais próxima é a Mineração Usibrita, em Jaguaré (~40 km da sede), ainda em escala reduzida e situada fora do mercado-base. Cabe distinguir duas funções que a redação anterior tratava como uma só: a Usibrita é concorrente de preço — </w:t>
+      </w:r>
+      <w:r>
+        <w:rPr>
+          <w:color w:val="C00000"/>
+        </w:rPr>
+        <w:t>chega à sede praticamente da mesma distância que a CIPREM, ancorando o preço da praça</w:t>
+      </w:r>
+      <w:r>
+        <w:rPr>
+          <w:color w:val="000000"/>
+        </w:rPr>
+        <w:t xml:space="preserve"> —, mas vendeu ~5 mil t em 2025, menos de um quinto da demanda do próprio município onde se instala, e não tem escala para disputar volume. Quem limita volume são </w:t>
+      </w:r>
+      <w:r>
+        <w:rPr>
+          <w:color w:val="C00000"/>
+        </w:rPr>
+        <w:t>os produtores de porte: a pedreira de Pinheiros, a 66,8 km, contra a qual a vantagem de frete da CIPREM é de R$ 23,8 por tonelada, e a MCL, em Nova Venécia, a 75,5 km, contra a qual chega a R$ 31,7 — da ordem de um quarto a um terço do preço posto na obra</w:t>
+      </w:r>
+      <w:r>
+        <w:rPr>
+          <w:color w:val="000000"/>
+        </w:rPr>
+        <w:t xml:space="preserve">. Os produtores de porte operam a partir de </w:t>
+      </w:r>
+      <w:r>
+        <w:rPr>
+          <w:color w:val="C00000"/>
+        </w:rPr>
+        <w:t>66,8 km — Pinheiros e Nova Venécia —</w:t>
+      </w:r>
+      <w:r>
+        <w:rPr>
+          <w:color w:val="000000"/>
+        </w:rPr>
+        <w:t xml:space="preserve"> e o maior deles a cerca de 100 km, em Rio Bananal, com parte do suprimento vindo do eixo Linhares–Aracruz (85–140 km). A jazida da CIPREM está a </w:t>
+      </w:r>
+      <w:r>
+        <w:rPr>
+          <w:color w:val="C00000"/>
+        </w:rPr>
+        <w:t>40,7 km</w:t>
+      </w:r>
+      <w:r>
+        <w:rPr>
+          <w:color w:val="000000"/>
+        </w:rPr>
+        <w:t xml:space="preserve"> da sede de São Mateus, e o corredor de Nestor Gomes que a serve fica a 10 km ou menos, onde a vantagem de frete alcança R$ 31,9/t: em um produto cujo preço posto na obra é dominado pelo frete, é vantagem competitiva estrutural no maior polo de demanda da região — a operação substitui suprimento de longa distância por produção local.</w:t>
+      </w:r>
+    </w:p>
+    <w:p>
+      <w:pPr>
+        <w:spacing w:after="180" w:line="276"/>
+        <w:jc w:val="both"/>
+      </w:pPr>
+      <w:r>
+        <w:rPr>
           <w:rFonts w:ascii="Calibri" w:cs="Calibri" w:eastAsia="Calibri" w:hAnsi="Calibri"/>
           <w:color w:val="000000"/>
           <w:sz w:val="22"/>
           <w:szCs w:val="22"/>
         </w:rPr>
-        <w:t xml:space="preserve">São Mateus é o </w:t>
+        <w:t xml:space="preserve">Além disso, o município de São Mateus vive um ciclo de investimentos públicos sem precedente na sua série histórica. </w:t>
       </w:r>
       <w:r>
         <w:rPr>
@@ -67,8 +241,14 @@
           <w:sz w:val="22"/>
           <w:szCs w:val="22"/>
         </w:rPr>
-        <w:t xml:space="preserve">município-polo e o mais populoso da Microrregião Nordeste do Espírito Santo (regionalização estadual da Lei nº 9.768/2011)</w:t>
-      </w:r>
+        <w:t>A macrodrenagem e pavimentação de Guriri é um programa que o Governo do Estado estima em cerca de R$ 1 bilhão no conjunto das três etapas: a bacia 2 está em execução pelo Consórcio Guriri CT, com conclusão prevista para o fim de 2028; a bacia 1 teve edital publicado em março de 2026 (R$ 321,8 milhões, 13,5 km de galerias e ~125 mil m² de pavimentação); e a bacia 3 está prevista, ainda sem edital publicado. Somam-se o Contorno de São Mateus/ES-318, em execução desde novembro de 2024 (R$ 190,2 milhões — contrato original de R$ 164,2 milhões acrescido de dois termos aditivos —, 24,6 km e três pontes, prazo de 35 meses), a duplicação da ES-315 entre a sede e Guriri (R$ 92,1 milhões, 12,06 km, conclusão contratual prevista para dezembro de 2026) e a antecipação, pela concessionária Ecovias Capixaba, de 21,6 km de terceiras faixas no trecho norte da BR-101 — entre os km 50,3 e 134,1, distribuídos por Conceição da Barra, São Mateus, Jaguaré, Sooretama e Linhares —, com cerca de 7 km previstos até fevereiro de 2027 e os 14,72 km restantes até dezembro de 2027, dentro dos 41 km planejados na concessão.</w:t>
+      </w:r>
+    </w:p>
+    <w:p>
+      <w:pPr>
+        <w:spacing w:after="180" w:line="276"/>
+        <w:jc w:val="both"/>
+      </w:pPr>
       <w:r>
         <w:rPr>
           <w:rFonts w:ascii="Calibri" w:cs="Calibri" w:eastAsia="Calibri" w:hAnsi="Calibri"/>
@@ -76,7 +256,7 @@
           <w:sz w:val="22"/>
           <w:szCs w:val="22"/>
         </w:rPr>
-        <w:t xml:space="preserve">, com 134,4 mil habitantes — IBGE, estimativa 2025; 8º do Estado — e polo regional de comércio e serviços. </w:t>
+        <w:t xml:space="preserve">Essas frentes adicionam 70–100 mil t/ano de demanda extraordinária de brita durante a janela de obras — e destravam um potencial estrutural maior: a malha planejada de Guriri (11 avenidas e 31 ruas ao longo de ~8 km) permanece majoritariamente sem pavimentação definitiva, e sua pavimentação completa, viabilizada justamente pela macrodrenagem em curso, </w:t>
       </w:r>
       <w:r>
         <w:rPr>
@@ -85,7 +265,7 @@
           <w:sz w:val="22"/>
           <w:szCs w:val="22"/>
         </w:rPr>
-        <w:t xml:space="preserve">O setor tem natureza essencialmente local: pelo baixo valor por tonelada, o raio econômico de comercialização raramente ultrapassa algumas dezenas de quilômetros, e excepcionalmente 150 km entre a fonte e o consumidor. Por isso, o</w:t>
+        <w:t xml:space="preserve">é dimensionada no Estudo anexo em 350 a 400 mil m² de pavimento — da ordem de 500 mil toneladas de agregados ao longo dos próximos anos —, das quais as projeções contabilizam, conservadoramente, apenas 75 a 90 mil t de brita da pavimentação remanescente.</w:t>
       </w:r>
       <w:r>
         <w:rPr>
@@ -94,7 +274,22 @@
           <w:sz w:val="22"/>
           <w:szCs w:val="22"/>
         </w:rPr>
-        <w:t xml:space="preserve"> mercado-base do empreendimento — definido pelo raio econômico do frete e pela posição real dos concorrentes </w:t>
+        <w:t xml:space="preserve"> As frentes demandam todo o portfólio do projeto: concreto estrutural (Britas 0 e 1) nas galerias e pontes, base e sub-base granular (BGS) nas rodovias, CBUQ (pedrisco) e assentamento de pavimento intertravado (pó de pedra) — padrão construtivo predominante na região.</w:t>
+      </w:r>
+    </w:p>
+    <w:p>
+      <w:pPr>
+        <w:spacing w:after="180" w:line="276"/>
+        <w:jc w:val="both"/>
+      </w:pPr>
+      <w:r>
+        <w:rPr>
+          <w:rFonts w:ascii="Calibri" w:cs="Calibri" w:eastAsia="Calibri" w:hAnsi="Calibri"/>
+          <w:color w:val="000000"/>
+          <w:sz w:val="22"/>
+          <w:szCs w:val="22"/>
+        </w:rPr>
+        <w:t xml:space="preserve">No setor privado, operam na praça centrais de concreto de grupos consolidados (</w:t>
       </w:r>
       <w:r>
         <w:rPr>
@@ -103,122 +298,8 @@
           <w:sz w:val="22"/>
           <w:szCs w:val="22"/>
         </w:rPr>
-        <w:t>— foi delimitado de forma deliberadamente conservadora: restringe-se a São Mateus e Conceição da Barra, que somam 163.346 habitantes (IBGE, estimativas 2025), os dois municípios em que a varredura de concorrência não identificou nenhum produtor de brita instalado.</w:t>
-      </w:r>
-    </w:p>
-    <w:p>
-      <w:pPr>
-        <w:spacing w:after="180" w:line="276"/>
-        <w:jc w:val="both"/>
-      </w:pPr>
-      <w:r>
-        <w:rPr>
-          <w:color w:val="000000"/>
-        </w:rPr>
-        <w:t xml:space="preserve">A demanda corrente nesse mercado-base é estimada </w:t>
-      </w:r>
-      <w:r>
-        <w:rPr>
-          <w:color w:val="C00000"/>
-        </w:rPr>
-        <w:t xml:space="preserve">em cerca de 273 mil toneladas/ano. A estimativa aplica diretamente à população da área (163.346 hab) o índice de consumo aparente de brita no Espírito Santo — 1,669 t/hab/ano, resultado exato de 6.888.010,58 t ÷ 4.126.854 hab, consumo e população do mesmo ano de 2025 — </w:t>
-      </w:r>
-      <w:r>
-        <w:rPr>
-          <w:color w:val="000000"/>
-        </w:rPr>
-        <w:t>elaboração própria a partir das vendas declaradas à ANM no Relatório Anual de Lavra (RAL), convergente com o parâmetro setorial da ANEPAC para o Sudeste</w:t>
-      </w:r>
-      <w:r>
-        <w:rPr>
-          <w:color w:val="C00000"/>
-        </w:rPr>
-        <w:t>. Piso de robustez: aplicando metade do índice a Conceição da Barra, município de perfil rural-litorâneo, a estimativa recua a ~249 mil t/ano — ainda acima do platô do projeto</w:t>
-      </w:r>
-      <w:r>
-        <w:rPr>
-          <w:color w:val="000000"/>
-        </w:rPr>
-        <w:t>. Trata-se de estimativa de ordem de grandeza, e não de número contábil: a memória de cálculo e as premissas constam do Estudo anexo. A ordem de grandeza é corroborada por baixo pelo censo de clientes do próprio Estudo, que mapeia 44 compradores na área de influência, com cerca de 192 mil t/ano de consumo identificado e da ordem de 62 mil t/ano imediatamente capturáveis pela CIPREM.</w:t>
-      </w:r>
-    </w:p>
-    <w:p>
-      <w:pPr>
-        <w:spacing w:after="180" w:line="276"/>
-        <w:jc w:val="both"/>
-      </w:pPr>
-      <w:r>
-        <w:rPr>
-          <w:color w:val="000000"/>
-        </w:rPr>
-        <w:t xml:space="preserve">As praças vizinhas de Jaguaré e Boa Esperança (~46 mil habitantes; </w:t>
-      </w:r>
-      <w:r>
-        <w:rPr>
-          <w:color w:val="C00000"/>
-        </w:rPr>
-        <w:t>38–76 mil t/ano pela mesma métrica, de metade a pleno do índice</w:t>
-      </w:r>
-      <w:r>
-        <w:rPr>
-          <w:color w:val="000000"/>
-        </w:rPr>
-        <w:t>) foram mantidas fora da linha de base — a primeira por ter produtor instalado, a segunda por gravitar comercialmente para Nova Venécia — e permanecem, ao lado de Pedro Canário e da franja norte do Estado (Montanha, Mucurici e Ponto Belo — ~53 mil habitantes, sem produtor de brita local), como potencial adicional de captura. Por conservadorismo, tais mercados não foram incorporados às projeções de receita do empreendimento.</w:t>
-      </w:r>
-    </w:p>
-    <w:p>
-      <w:pPr>
-        <w:spacing w:after="180" w:line="276"/>
-        <w:jc w:val="both"/>
-      </w:pPr>
-      <w:r>
-        <w:rPr>
-          <w:color w:val="000000"/>
-        </w:rPr>
-        <w:t xml:space="preserve">A oferta instalada confirma a lacuna: </w:t>
-      </w:r>
-      <w:r>
-        <w:rPr>
-          <w:color w:val="C00000"/>
-        </w:rPr>
-        <w:t xml:space="preserve">a varredura município a município realizada em agosto de 2026 — em bases públicas de CNPJ, cadastros da ANM e fontes indexadas — não identificou nenhuma pedreira de britagem em atividade em São Mateus ou em Conceição da Barra. Em São Mateus, a presença concorrente é de natureza logístico-comercial: a Pedreira Mattar, sediada em Pinheiros (~70 km), mantém filial no município com CNAE de beneficiamento, sem atividade de extração associada — a extração, naquele município, corre pela Mattar Empreendimentos Minerários. A operação de britagem mais próxima é a Mineração Usibrita, em Jaguaré (~40 km da sede), ainda em escala reduzida e situada fora do mercado-base. </w:t>
-      </w:r>
-      <w:r>
-        <w:rPr>
-          <w:color w:val="C00000"/>
-        </w:rPr>
-        <w:t xml:space="preserve">Cabe distinguir duas funções que a redação anterior tratava como uma só: a Usibrita é concorrente de preço — está 5 km mais longe da sede que a CIPREM, margem de R$ 4,5/t —, mas vendeu ~5 mil t em 2025, menos de um quinto da demanda do próprio município onde se instala, e não tem escala para disputar volume. Quem limita volume é a MCL, em Nova Venécia, a ~62 km, contra a qual a vantagem de frete da CIPREM é de R$ 24,6 por tonelada — da ordem de um quarto do preço posto na obra. </w:t>
-      </w:r>
-      <w:r>
-        <w:rPr>
-          <w:color w:val="C00000"/>
-        </w:rPr>
-        <w:t>Os produtores de porte operam a partir de ~65 km — Nova Venécia e Pinheiros — e o maior deles a cerca de 100 km, em Rio Bananal</w:t>
-      </w:r>
-      <w:r>
-        <w:rPr>
-          <w:color w:val="000000"/>
-        </w:rPr>
-        <w:t xml:space="preserve">, com parte do suprimento vindo do eixo Linhares–Aracruz (85–140 km). A jazida da CIPREM está a ~35 km da sede de São Mateus, e o corredor de Nestor Gomes que a serve fica a </w:t>
-      </w:r>
-      <w:r>
-        <w:rPr>
-          <w:color w:val="C00000"/>
-        </w:rPr>
-        <w:t>10 km ou menos, onde a vantagem de frete alcança R$ 31,9/t</w:t>
-      </w:r>
-      <w:r>
-        <w:rPr>
-          <w:color w:val="000000"/>
-        </w:rPr>
-        <w:t>: em um produto cujo preço posto na obra é dominado pelo frete, é vantagem competitiva estrutural no maior polo de demanda da região — a operação substitui suprimento de longa distância por produção local.</w:t>
-      </w:r>
-    </w:p>
-    <w:p>
-      <w:pPr>
-        <w:spacing w:after="180" w:line="276"/>
-        <w:jc w:val="both"/>
-      </w:pPr>
+        <w:t xml:space="preserve">Polimix, na BR-101 km 71, e Pedramix</w:t>
+      </w:r>
       <w:r>
         <w:rPr>
           <w:rFonts w:ascii="Calibri" w:cs="Calibri" w:eastAsia="Calibri" w:hAnsi="Calibri"/>
@@ -226,7 +307,7 @@
           <w:sz w:val="22"/>
           <w:szCs w:val="22"/>
         </w:rPr>
-        <w:t xml:space="preserve">Além disso, o município de São Mateus vive um ciclo de investimentos públicos sem precedente na sua série histórica. </w:t>
+        <w:t xml:space="preserve">), consumidoras contínuas de brita e areia industrial. O escoamento das frações finas — historicamente as de venda mais difícil em pedreiras entrantes — apoia-se no padrão construtivo predominante da região, o pavimento intertravado, que consome pó de pedra no assentamento e na fabricação dos blocos, e nas rotas técnicas de recomposição em brita graduada simples e de areia de brita. A Prefeitura — receita realizada de R$ 696,7 milhões em 2024 e </w:t>
       </w:r>
       <w:r>
         <w:rPr>
@@ -235,7 +316,16 @@
           <w:sz w:val="22"/>
           <w:szCs w:val="22"/>
         </w:rPr>
-        <w:t>A macrodrenagem e pavimentação de Guriri é um programa que o Governo do Estado estima em cerca de R$ 1 bilhão no conjunto das três etapas: a bacia 2 está em execução pelo Consórcio Guriri CT, com conclusão prevista para o fim de 2028; a bacia 1 teve edital publicado em março de 2026 (R$ 321,8 milhões, 13,5 km de galerias e ~125 mil m² de pavimentação); e a bacia 3 está prevista, ainda sem edital publicado. Somam-se o Contorno de São Mateus/ES-318, em execução desde novembro de 2024 (R$ 190,2 milhões — contrato original de R$ 164,2 milhões acrescido de dois termos aditivos —, 24,6 km e três pontes, prazo de 35 meses), a duplicação da ES-315 entre a sede e Guriri (R$ 92,1 milhões, 12,06 km, conclusão contratual prevista para dezembro de 2026) e a antecipação, pela concessionária Ecovias Capixaba, de 21,6 km de terceiras faixas no trecho norte da BR-101 — entre os km 50,3 e 134,1, distribuídos por Conceição da Barra, São Mateus, Jaguaré, Sooretama e Linhares —, com cerca de 7 km previstos até fevereiro de 2027 e os 14,72 km restantes até dezembro de 2027, dentro dos 41 km planejados na concessão.</w:t>
+        <w:t xml:space="preserve">classificação A na Capacidade de Pagamento (CAPAG) do Tesouro Nacional na avaliação vigente, ano-base 2025</w:t>
+      </w:r>
+      <w:r>
+        <w:rPr>
+          <w:rFonts w:ascii="Calibri" w:cs="Calibri" w:eastAsia="Calibri" w:hAnsi="Calibri"/>
+          <w:color w:val="000000"/>
+          <w:sz w:val="22"/>
+          <w:szCs w:val="22"/>
+        </w:rPr>
+        <w:t xml:space="preserve"> — é compradora direta para pavimentação em blocos, meios-fios e drenagem.</w:t>
       </w:r>
     </w:p>
     <w:p>
@@ -250,7 +340,7 @@
           <w:sz w:val="22"/>
           <w:szCs w:val="22"/>
         </w:rPr>
-        <w:t xml:space="preserve">Essas frentes adicionam 70–100 mil t/ano de demanda extraordinária de brita durante a janela de obras — e destravam um potencial estrutural maior: a malha planejada de Guriri (11 avenidas e 31 ruas ao longo de ~8 km) permanece majoritariamente sem pavimentação definitiva, e sua pavimentação completa, viabilizada justamente pela macrodrenagem em curso, </w:t>
+        <w:t xml:space="preserve">Há ainda potencial adicional não contabilizado nas projeções: o Terminal Portuário de Urussuquara (Petrocity), </w:t>
       </w:r>
       <w:r>
         <w:rPr>
@@ -259,7 +349,7 @@
           <w:sz w:val="22"/>
           <w:szCs w:val="22"/>
         </w:rPr>
-        <w:t xml:space="preserve">é dimensionada no Estudo anexo em 350 a 400 mil m² de pavimento — da ordem de 500 mil toneladas de agregados ao longo dos próximos anos —, das quais as projeções contabilizam, conservadoramente, apenas 75 a 90 mil t de brita da pavimentação remanescente.</w:t>
+        <w:t xml:space="preserve">cujo processo de Licença Prévia tramita no IBAMA desde 2021, com EIA/Rima e audiência pública realizada em 2023</w:t>
       </w:r>
       <w:r>
         <w:rPr>
@@ -268,22 +358,7 @@
           <w:sz w:val="22"/>
           <w:szCs w:val="22"/>
         </w:rPr>
-        <w:t xml:space="preserve"> As frentes demandam todo o portfólio do projeto: concreto estrutural (Britas 0 e 1) nas galerias e pontes, base e sub-base granular (BGS) nas rodovias, CBUQ (pedrisco) e assentamento de pavimento intertravado (pó de pedra) — padrão construtivo predominante na região.</w:t>
-      </w:r>
-    </w:p>
-    <w:p>
-      <w:pPr>
-        <w:spacing w:after="180" w:line="276"/>
-        <w:jc w:val="both"/>
-      </w:pPr>
-      <w:r>
-        <w:rPr>
-          <w:rFonts w:ascii="Calibri" w:cs="Calibri" w:eastAsia="Calibri" w:hAnsi="Calibri"/>
-          <w:color w:val="000000"/>
-          <w:sz w:val="22"/>
-          <w:szCs w:val="22"/>
-        </w:rPr>
-        <w:t xml:space="preserve">No setor privado, operam na praça centrais de concreto de grupos consolidados (</w:t>
+        <w:t xml:space="preserve">, demandaria enrocamento e concreto em volume de outra ordem de grandeza caso as obras se confirmem. </w:t>
       </w:r>
       <w:r>
         <w:rPr>
@@ -292,34 +367,7 @@
           <w:sz w:val="22"/>
           <w:szCs w:val="22"/>
         </w:rPr>
-        <w:t xml:space="preserve">Polimix, na BR-101 km 71, e Pedramix</w:t>
-      </w:r>
-      <w:r>
-        <w:rPr>
-          <w:rFonts w:ascii="Calibri" w:cs="Calibri" w:eastAsia="Calibri" w:hAnsi="Calibri"/>
-          <w:color w:val="000000"/>
-          <w:sz w:val="22"/>
-          <w:szCs w:val="22"/>
-        </w:rPr>
-        <w:t xml:space="preserve">), consumidoras contínuas de brita e areia industrial. O escoamento das frações finas — historicamente as de venda mais difícil em pedreiras entrantes — apoia-se no padrão construtivo predominante da região, o pavimento intertravado, que consome pó de pedra no assentamento e na fabricação dos blocos, e nas rotas técnicas de recomposição em brita graduada simples e de areia de brita. A Prefeitura — receita realizada de R$ 696,7 milhões em 2024 e </w:t>
-      </w:r>
-      <w:r>
-        <w:rPr>
-          <w:rFonts w:ascii="Calibri" w:cs="Calibri" w:eastAsia="Calibri" w:hAnsi="Calibri"/>
-          <w:color w:val="C00000"/>
-          <w:sz w:val="22"/>
-          <w:szCs w:val="22"/>
-        </w:rPr>
-        <w:t xml:space="preserve">classificação A na Capacidade de Pagamento (CAPAG) do Tesouro Nacional na avaliação vigente, ano-base 2025</w:t>
-      </w:r>
-      <w:r>
-        <w:rPr>
-          <w:rFonts w:ascii="Calibri" w:cs="Calibri" w:eastAsia="Calibri" w:hAnsi="Calibri"/>
-          <w:color w:val="000000"/>
-          <w:sz w:val="22"/>
-          <w:szCs w:val="22"/>
-        </w:rPr>
-        <w:t xml:space="preserve"> — é compradora direta para pavimentação em blocos, meios-fios e drenagem.</w:t>
+        <w:t xml:space="preserve">Até a última informação pública disponível a licença não havia sido emitida, razão pela qual o terminal é tratado como potencial, e não como premissa.</w:t>
       </w:r>
     </w:p>
     <w:p>
@@ -329,51 +377,9 @@
       </w:pPr>
       <w:r>
         <w:rPr>
-          <w:rFonts w:ascii="Calibri" w:cs="Calibri" w:eastAsia="Calibri" w:hAnsi="Calibri"/>
-          <w:color w:val="000000"/>
-          <w:sz w:val="22"/>
-          <w:szCs w:val="22"/>
-        </w:rPr>
-        <w:t xml:space="preserve">Há ainda potencial adicional não contabilizado nas projeções: o Terminal Portuário de Urussuquara (Petrocity), </w:t>
-      </w:r>
-      <w:r>
-        <w:rPr>
-          <w:rFonts w:ascii="Calibri" w:cs="Calibri" w:eastAsia="Calibri" w:hAnsi="Calibri"/>
           <w:color w:val="C00000"/>
-          <w:sz w:val="22"/>
-          <w:szCs w:val="22"/>
-        </w:rPr>
-        <w:t xml:space="preserve">cujo processo de Licença Prévia tramita no IBAMA desde 2021, com EIA/Rima e audiência pública realizada em 2023</w:t>
-      </w:r>
-      <w:r>
-        <w:rPr>
-          <w:rFonts w:ascii="Calibri" w:cs="Calibri" w:eastAsia="Calibri" w:hAnsi="Calibri"/>
-          <w:color w:val="000000"/>
-          <w:sz w:val="22"/>
-          <w:szCs w:val="22"/>
-        </w:rPr>
-        <w:t xml:space="preserve">, demandaria enrocamento e concreto em volume de outra ordem de grandeza caso as obras se confirmem. </w:t>
-      </w:r>
-      <w:r>
-        <w:rPr>
-          <w:rFonts w:ascii="Calibri" w:cs="Calibri" w:eastAsia="Calibri" w:hAnsi="Calibri"/>
-          <w:color w:val="C00000"/>
-          <w:sz w:val="22"/>
-          <w:szCs w:val="22"/>
-        </w:rPr>
-        <w:t xml:space="preserve">Até a última informação pública disponível a licença não havia sido emitida, razão pela qual o terminal é tratado como potencial, e não como premissa.</w:t>
-      </w:r>
-    </w:p>
-    <w:p>
-      <w:pPr>
-        <w:spacing w:after="180" w:line="276"/>
-        <w:jc w:val="both"/>
-      </w:pPr>
-      <w:r>
-        <w:rPr>
-          <w:color w:val="C00000"/>
-        </w:rPr>
-        <w:t>Em síntese, sob a definição mais conservadora de mercado — linha de base restrita a São Mateus e Conceição da Barra —, a demanda corrente de cerca de 273 mil t/ano (piso prudente: 249 mil) já supera o platô do projeto. A leitura correta da participação, porém, não é contra essa linha de base e sim contra o mercado efetivamente endereçável, que soma às duas praças-base as praças disputadas de Jaguaré e Boa Esperança (38–76 mil t/ano), as praças alcançáveis por entrega própria em Nova Venécia e Pinheiros (64–129 mil t/ano) e as obras públicas catalogadas (70–100 mil t/ano): 421 a 577 mil t/ano. Contra essa base, o platô de 237.516 t/ano — 90% do teto licenciado e 40% da capacidade instalada da planta — representa 41 a 56%, e não os 87 a 96% que a leitura restrita ao mercado-base sugeriria. Pela via de baixo para cima, aplicando pesos de penetração praça a praça, a captura resulta em 207 a 245 mil t/ano, faixa na qual o platô se posiciona a 81%; a condição dessa conta deve ser dita com clareza: a sede sozinha não sustenta o platô, e a diferença vem das praças vizinhas, onde a CIPREM perde no frete FOB e só entra entregando com frota própria. Às obras cabe ainda outro papel: coincidem com a carência e o ramp-up (anos 1–2, vendas de 63 a 126 mil t/ano), absorvendo a produção inicial justamente no período de maturação comercial. Mercado estruturalmente deficitário — sem produtor instalado na base, com o grosso do suprimento viajando de 60 a 140 km —, vantagem logística e cronologia favorável compõem um quadro de baixo risco de demanda para o financiamento pleiteado.</w:t>
+        </w:rPr>
+        <w:t>Em síntese, sob a definição adotada de mercado — os três municípios sem produtor instalado e dentro do raio econômico do frete: São Mateus, Conceição da Barra e Boa Esperança —, a demanda corrente de cerca de 296 mil t/ano (piso prudente: 260 mil) já supera o platô do projeto. A leitura correta da participação, porém, não é contra essa linha de base e sim contra o mercado efetivamente endereçável, que soma às três praças-base a praça disputada de Jaguaré (26–53 mil t/ano), as praças alcançáveis por entrega própria em Nova Venécia e Pinheiros (64–129 mil t/ano) e as obras públicas catalogadas (70–100 mil t/ano): 421 a 577 mil t/ano. Contra essa base, o platô de 237.516 t/ano — 90% do teto licenciado e 40% da capacidade instalada da planta — representa 41 a 56%, e não os 80 a 91% que a leitura restrita ao mercado-base sugeriria. Pela via de baixo para cima, aplicando pesos de penetração praça a praça, a captura resulta em 207 a 245 mil t/ano, faixa na qual o platô se posiciona a 81%; a condição dessa conta deve ser dita com clareza: a sede sozinha não sustenta o platô, e a diferença vem das praças vizinhas, onde a CIPREM só entra entregando com frota própria. Às obras cabe ainda outro papel: coincidem com a carência e o ramp-up (anos 1–2, vendas de 63 a 126 mil t/ano), absorvendo a produção inicial justamente no período de maturação comercial. Mercado estruturalmente deficitário — sem produtor instalado na base, com o grosso do suprimento viajando de 66,8 a 140 km —, vantagem logística e cronologia favorável compõem um quadro de baixo risco de demanda para o financiamento pleiteado.</w:t>
       </w:r>
     </w:p>
     <w:p>
@@ -726,7 +732,7 @@
               <w:rPr>
                 <w:b w:val="0"/>
               </w:rPr>
-              <w:t>Substituídas pela estimativa de ≈ 273 mil t/ano do mercado-base de dois municípios (índice exato 1,669 × 163.346 hab; piso prudente ~249 mil).</w:t>
+              <w:t>Substituídas pela estimativa de ≈ 296 mil t/ano do mercado-base de três municípios (índice exato 1,669 × 177.400 hab; piso prudente ~260 mil).</w:t>
             </w:r>
           </w:p>
         </w:tc>
@@ -748,7 +754,7 @@
               <w:rPr>
                 <w:b w:val="0"/>
               </w:rPr>
-              <w:t>O texto anterior trazia três números divergentes para a mesma grandeza (220, 285 e 275–350 mil t/ano). O valor novo é o do Estudo anexo e decorre do recorte conservador de São Mateus + Conceição da Barra e do índice de 2025.</w:t>
+              <w:t>O texto anterior trazia três números divergentes para a mesma grandeza (220, 285 e 275–350 mil t/ano). O valor novo é o do Estudo anexo e decorre do recorte por dois critérios cumulativos — sem produtor instalado e dentro do raio econômico do frete — e do índice de 2025.</w:t>
             </w:r>
           </w:p>
         </w:tc>
@@ -795,6 +801,75 @@
               <w:spacing w:after="0" w:line="252"/>
             </w:pPr>
             <w:r>
+              <w:t>Reduzido ao mercado-base de São Mateus, Conceição da Barra e Boa Esperança (177.400 hab).</w:t>
+            </w:r>
+          </w:p>
+        </w:tc>
+        <w:tc>
+          <w:tcPr>
+            <w:tcW w:type="dxa" w:w="3800"/>
+            <w:tcMar>
+              <w:top w:type="dxa" w:w="60"/>
+              <w:left w:type="dxa" w:w="90"/>
+              <w:bottom w:type="dxa" w:w="60"/>
+              <w:right w:type="dxa" w:w="90"/>
+            </w:tcMar>
+          </w:tcPr>
+          <w:p>
+            <w:pPr>
+              <w:spacing w:after="0" w:line="252"/>
+            </w:pPr>
+            <w:r>
+              <w:rPr>
+                <w:b w:val="0"/>
+              </w:rPr>
+              <w:t>Jaguaré tem produtor instalado, e por isso segue fora da base. Boa Esperança, medida em 27,9 km pela Rod. Willes Jantorno, está em paridade de frete (−R$ 5,1/t) como Conceição da Barra (−R$ 5,2/t) e passou a integrar o mercado-base; a mudança não altera o mercado endereçável nem a captura, pois a praça já era contada como camada disputada.</w:t>
+            </w:r>
+          </w:p>
+        </w:tc>
+      </w:tr>
+      <w:tr>
+        <w:tc>
+          <w:tcPr>
+            <w:tcW w:type="dxa" w:w="2050"/>
+            <w:tcMar>
+              <w:top w:type="dxa" w:w="60"/>
+              <w:left w:type="dxa" w:w="90"/>
+              <w:bottom w:type="dxa" w:w="60"/>
+              <w:right w:type="dxa" w:w="90"/>
+            </w:tcMar>
+          </w:tcPr>
+          <w:p>
+            <w:pPr>
+              <w:spacing w:after="0" w:line="252"/>
+            </w:pPr>
+            <w:r>
+              <w:rPr>
+                <w:rFonts w:ascii="Calibri" w:cs="Calibri" w:eastAsia="Calibri" w:hAnsi="Calibri"/>
+                <w:b/>
+                <w:bCs/>
+                <w:sz w:val="17"/>
+                <w:szCs w:val="17"/>
+              </w:rPr>
+              <w:t xml:space="preserve">"Mais populoso do norte do Espírito Santo"</w:t>
+            </w:r>
+          </w:p>
+        </w:tc>
+        <w:tc>
+          <w:tcPr>
+            <w:tcW w:type="dxa" w:w="3150"/>
+            <w:tcMar>
+              <w:top w:type="dxa" w:w="60"/>
+              <w:left w:type="dxa" w:w="90"/>
+              <w:bottom w:type="dxa" w:w="60"/>
+              <w:right w:type="dxa" w:w="90"/>
+            </w:tcMar>
+          </w:tcPr>
+          <w:p>
+            <w:pPr>
+              <w:spacing w:after="0" w:line="252"/>
+            </w:pPr>
+            <w:r>
               <w:rPr>
                 <w:rFonts w:ascii="Calibri" w:cs="Calibri" w:eastAsia="Calibri" w:hAnsi="Calibri"/>
                 <w:b w:val="false"/>
@@ -802,7 +877,7 @@
                 <w:sz w:val="17"/>
                 <w:szCs w:val="17"/>
               </w:rPr>
-              <w:t>Reduzido ao mercado-base de São Mateus e Conceição da Barra (163.346 hab).</w:t>
+              <w:t xml:space="preserve">Trocado por "mais populoso da Microrregião Nordeste (Lei estadual nº 9.768/2011)".</w:t>
             </w:r>
           </w:p>
         </w:tc>
@@ -828,7 +903,7 @@
                 <w:sz w:val="17"/>
                 <w:szCs w:val="17"/>
               </w:rPr>
-              <w:t xml:space="preserve">Jaguaré tem produtor instalado e Boa Esperança gravita para Nova Venécia. Mantê-los na base inflaria a demanda com praças disputadas; eles passam a figurar como captura adicional, fora das projeções.</w:t>
+              <w:t xml:space="preserve">Linhares tem 183,8 mil habitantes (est. 2025) e é rotineiramente tratada como norte capixaba. Sem a qualificação da regionalização oficial, a frase é indefensável.</w:t>
             </w:r>
           </w:p>
         </w:tc>
@@ -856,7 +931,7 @@
                 <w:sz w:val="17"/>
                 <w:szCs w:val="17"/>
               </w:rPr>
-              <w:t xml:space="preserve">"Mais populoso do norte do Espírito Santo"</w:t>
+              <w:t>Contorno ES-318: atualização do valor contratado</w:t>
             </w:r>
           </w:p>
         </w:tc>
@@ -882,7 +957,7 @@
                 <w:sz w:val="17"/>
                 <w:szCs w:val="17"/>
               </w:rPr>
-              <w:t xml:space="preserve">Trocado por "mais populoso da Microrregião Nordeste (Lei estadual nº 9.768/2011)".</w:t>
+              <w:t>Valor atualizado para R$ 190,2 milhões, explicitando a composição: contrato de 2021 de R$ 164,2 milhões mais dois termos aditivos de R$ 26,0 milhões (+15,8%).</w:t>
             </w:r>
           </w:p>
         </w:tc>
@@ -908,7 +983,7 @@
                 <w:sz w:val="17"/>
                 <w:szCs w:val="17"/>
               </w:rPr>
-              <w:t xml:space="preserve">Linhares tem 183,8 mil habitantes (est. 2025) e é rotineiramente tratada como norte capixaba. Sem a qualificação da regionalização oficial, a frase é indefensável.</w:t>
+              <w:t>Os R$ 164 milhões repetidos nas comunicações oficiais do DER-ES são o valor original de 2021 e subestimam o contrato vigente, elevado por dois aditivos (Construtora Ápia S.A., regime RDC Integrado). Extensão e número de pontes ficam como na minuta original da carta.</w:t>
             </w:r>
           </w:p>
         </w:tc>
@@ -936,7 +1011,7 @@
                 <w:sz w:val="17"/>
                 <w:szCs w:val="17"/>
               </w:rPr>
-              <w:t>Contorno ES-318: atualização do valor contratado</w:t>
+              <w:t xml:space="preserve">BR-101: "21,6 km atravessando São Mateus"</w:t>
             </w:r>
           </w:p>
         </w:tc>
@@ -962,7 +1037,7 @@
                 <w:sz w:val="17"/>
                 <w:szCs w:val="17"/>
               </w:rPr>
-              <w:t>Valor atualizado para R$ 190,2 milhões, explicitando a composição: contrato de 2021 de R$ 164,2 milhões mais dois termos aditivos de R$ 26,0 milhões (+15,8%).</w:t>
+              <w:t xml:space="preserve">Corrigido para 21,6 km entre os km 50,3 e 134,1, distribuídos por cinco municípios.</w:t>
             </w:r>
           </w:p>
         </w:tc>
@@ -988,7 +1063,7 @@
                 <w:sz w:val="17"/>
                 <w:szCs w:val="17"/>
               </w:rPr>
-              <w:t>Os R$ 164 milhões repetidos nas comunicações oficiais do DER-ES são o valor original de 2021 e subestimam o contrato vigente, elevado por dois aditivos (Construtora Ápia S.A., regime RDC Integrado). Extensão e número de pontes ficam como na minuta original da carta.</w:t>
+              <w:t xml:space="preserve">Os 21,6 km não estão todos em São Mateus: abrangem Conceição da Barra, São Mateus, Jaguaré, Sooretama e Linhares. As datas passam a refletir as duas etapas de entrega (fev/2027 e dez/2027).</w:t>
             </w:r>
           </w:p>
         </w:tc>
@@ -1016,7 +1091,7 @@
                 <w:sz w:val="17"/>
                 <w:szCs w:val="17"/>
               </w:rPr>
-              <w:t xml:space="preserve">BR-101: "21,6 km atravessando São Mateus"</w:t>
+              <w:t xml:space="preserve">Guriri: "1 milhão de m² de vias e mais de 1 milhão de toneladas"</w:t>
             </w:r>
           </w:p>
         </w:tc>
@@ -1042,7 +1117,7 @@
                 <w:sz w:val="17"/>
                 <w:szCs w:val="17"/>
               </w:rPr>
-              <w:t xml:space="preserve">Corrigido para 21,6 km entre os km 50,3 e 134,1, distribuídos por cinco municípios.</w:t>
+              <w:t xml:space="preserve">Ajustado para 350 a 400 mil m² e da ordem de 500 mil toneladas de agregados.</w:t>
             </w:r>
           </w:p>
         </w:tc>
@@ -1068,7 +1143,7 @@
                 <w:sz w:val="17"/>
                 <w:szCs w:val="17"/>
               </w:rPr>
-              <w:t xml:space="preserve">Os 21,6 km não estão todos em São Mateus: abrangem Conceição da Barra, São Mateus, Jaguaré, Sooretama e Linhares. As datas passam a refletir as duas etapas de entrega (fev/2027 e dez/2027).</w:t>
+              <w:t xml:space="preserve">O número anterior contradizia o próprio Estudo de Mercado anexo, que dimensiona a malha principal do balneário em 350–400 mil m². As 75–90 mil t contabilizadas nas projeções permanecem inalteradas.</w:t>
             </w:r>
           </w:p>
         </w:tc>
@@ -1096,7 +1171,7 @@
                 <w:sz w:val="17"/>
                 <w:szCs w:val="17"/>
               </w:rPr>
-              <w:t xml:space="preserve">Guriri: "1 milhão de m² de vias e mais de 1 milhão de toneladas"</w:t>
+              <w:t xml:space="preserve">Prefeitura: "nota máxima de capacidade de pagamento"</w:t>
             </w:r>
           </w:p>
         </w:tc>
@@ -1122,7 +1197,7 @@
                 <w:sz w:val="17"/>
                 <w:szCs w:val="17"/>
               </w:rPr>
-              <w:t xml:space="preserve">Ajustado para 350 a 400 mil m² e da ordem de 500 mil toneladas de agregados.</w:t>
+              <w:t xml:space="preserve">Trocado por "classificação A na CAPAG do Tesouro Nacional (ano-base 2025)".</w:t>
             </w:r>
           </w:p>
         </w:tc>
@@ -1148,7 +1223,7 @@
                 <w:sz w:val="17"/>
                 <w:szCs w:val="17"/>
               </w:rPr>
-              <w:t xml:space="preserve">O número anterior contradizia o próprio Estudo de Mercado anexo, que dimensiona a malha principal do balneário em 350–400 mil m². As 75–90 mil t contabilizadas nas projeções permanecem inalteradas.</w:t>
+              <w:t xml:space="preserve">A nota A está correta e é a melhor da série histórica do município, mas a metodologia vigente do Tesouro não a caracteriza como nota máxima.</w:t>
             </w:r>
           </w:p>
         </w:tc>
@@ -1176,7 +1251,7 @@
                 <w:sz w:val="17"/>
                 <w:szCs w:val="17"/>
               </w:rPr>
-              <w:t xml:space="preserve">Prefeitura: "nota máxima de capacidade de pagamento"</w:t>
+              <w:t xml:space="preserve">Porto de Urussuquara: "fase avançada de licenciamento" e "documentação entregue em janeiro/2025"</w:t>
             </w:r>
           </w:p>
         </w:tc>
@@ -1202,7 +1277,7 @@
                 <w:sz w:val="17"/>
                 <w:szCs w:val="17"/>
               </w:rPr>
-              <w:t xml:space="preserve">Trocado por "classificação A na CAPAG do Tesouro Nacional (ano-base 2025)".</w:t>
+              <w:t xml:space="preserve">Substituído por processo em trâmite no IBAMA desde 2021, com audiência pública em 2023 e sem licença emitida.</w:t>
             </w:r>
           </w:p>
         </w:tc>
@@ -1228,7 +1303,7 @@
                 <w:sz w:val="17"/>
                 <w:szCs w:val="17"/>
               </w:rPr>
-              <w:t xml:space="preserve">A nota A está correta e é a melhor da série histórica do município, mas a metodologia vigente do Tesouro não a caracteriza como nota máxima.</w:t>
+              <w:t xml:space="preserve">A data de janeiro/2025 provavelmente reproduz matéria de dezembro/2024 que se referia a janeiro de 2024. Não há registro público de emissão da Licença Prévia, o que desaconselha a expressão "fase avançada".</w:t>
             </w:r>
           </w:p>
         </w:tc>
@@ -1256,7 +1331,7 @@
                 <w:sz w:val="17"/>
                 <w:szCs w:val="17"/>
               </w:rPr>
-              <w:t xml:space="preserve">Porto de Urussuquara: "fase avançada de licenciamento" e "documentação entregue em janeiro/2025"</w:t>
+              <w:t xml:space="preserve">Concorrência: "único produtor de ~5 mil t/ano atende a região"; Rio Bananal "a ~73 km"</w:t>
             </w:r>
           </w:p>
         </w:tc>
@@ -1282,7 +1357,7 @@
                 <w:sz w:val="17"/>
                 <w:szCs w:val="17"/>
               </w:rPr>
-              <w:t xml:space="preserve">Substituído por processo em trâmite no IBAMA desde 2021, com audiência pública em 2023 e sem licença emitida.</w:t>
+              <w:t xml:space="preserve">Reescrito: nenhum produtor no mercado-base; Usibrita fora da base; maior produtor a cerca de 100 km.</w:t>
             </w:r>
           </w:p>
         </w:tc>
@@ -1308,7 +1383,7 @@
                 <w:sz w:val="17"/>
                 <w:szCs w:val="17"/>
               </w:rPr>
-              <w:t xml:space="preserve">A data de janeiro/2025 provavelmente reproduz matéria de dezembro/2024 que se referia a janeiro de 2024. Não há registro público de emissão da Licença Prévia, o que desaconselha a expressão "fase avançada".</w:t>
+              <w:t xml:space="preserve">Rio Bananal está a ~78 km de São Mateus em linha reta, o que torna impossível a distância rodoviária de 73 km. A correção reforça a tese: o concorrente de porte está ainda mais longe do que se afirmava.</w:t>
             </w:r>
           </w:p>
         </w:tc>
@@ -1329,14 +1404,7 @@
               <w:spacing w:after="0" w:line="252"/>
             </w:pPr>
             <w:r>
-              <w:rPr>
-                <w:rFonts w:ascii="Calibri" w:cs="Calibri" w:eastAsia="Calibri" w:hAnsi="Calibri"/>
-                <w:b/>
-                <w:bCs/>
-                <w:sz w:val="17"/>
-                <w:szCs w:val="17"/>
-              </w:rPr>
-              <w:t xml:space="preserve">Concorrência: "único produtor de ~5 mil t/ano atende a região"; Rio Bananal "a ~73 km"</w:t>
+              <w:t>Platô de produção do projeto</w:t>
             </w:r>
           </w:p>
         </w:tc>
@@ -1355,14 +1423,7 @@
               <w:spacing w:after="0" w:line="252"/>
             </w:pPr>
             <w:r>
-              <w:rPr>
-                <w:rFonts w:ascii="Calibri" w:cs="Calibri" w:eastAsia="Calibri" w:hAnsi="Calibri"/>
-                <w:b w:val="false"/>
-                <w:bCs w:val="false"/>
-                <w:sz w:val="17"/>
-                <w:szCs w:val="17"/>
-              </w:rPr>
-              <w:t xml:space="preserve">Reescrito: nenhum produtor no mercado-base; Usibrita fora da base; maior produtor a cerca de 100 km.</w:t>
+              <w:t>Elevado de 216.000 para 237.516 t/ano (90% do teto licenciado) e antecipado do ano 4 para o ano 3.</w:t>
             </w:r>
           </w:p>
         </w:tc>
@@ -1381,14 +1442,7 @@
               <w:spacing w:after="0" w:line="252"/>
             </w:pPr>
             <w:r>
-              <w:rPr>
-                <w:rFonts w:ascii="Calibri" w:cs="Calibri" w:eastAsia="Calibri" w:hAnsi="Calibri"/>
-                <w:b w:val="false"/>
-                <w:bCs w:val="false"/>
-                <w:sz w:val="17"/>
-                <w:szCs w:val="17"/>
-              </w:rPr>
-              <w:t xml:space="preserve">Rio Bananal está a ~78 km de São Mateus em linha reta, o que torna impossível a distância rodoviária de 73 km. A correção reforça a tese: o concorrente de porte está ainda mais longe do que se afirmava.</w:t>
+              <w:t>No motor oficial do BNB, o platô anterior dava 51,0% de comprometimento e NÃO passava na janela de 30–50%; o novo dá 44,6% e passa, com máximo financiável de R$ 26,40 mi contra o pleito de R$ 24,29 mi. O gargalo é o ano 3, não o nível do platô.</w:t>
             </w:r>
           </w:p>
         </w:tc>
@@ -1409,7 +1463,7 @@
               <w:spacing w:after="0" w:line="252"/>
             </w:pPr>
             <w:r>
-              <w:t>Platô de produção do projeto</w:t>
+              <w:t>Participação de mercado do platô</w:t>
             </w:r>
           </w:p>
         </w:tc>
@@ -1428,7 +1482,10 @@
               <w:spacing w:after="0" w:line="252"/>
             </w:pPr>
             <w:r>
-              <w:t>Elevado de 216.000 para 237.516 t/ano (90% do teto licenciado) e antecipado do ano 4 para o ano 3.</w:t>
+              <w:rPr>
+                <w:b w:val="0"/>
+              </w:rPr>
+              <w:t>Lida contra o mercado endereçável (421–577 mil t/ano): 41–56%, em vez da leitura restrita à linha de base (80–91%).</w:t>
             </w:r>
           </w:p>
         </w:tc>
@@ -1447,7 +1504,10 @@
               <w:spacing w:after="0" w:line="252"/>
             </w:pPr>
             <w:r>
-              <w:t>No motor oficial do BNB, o platô anterior dava 51,0% de comprometimento e NÃO passava na janela de 30–50%; o novo dá 44,6% e passa, com máximo financiável de R$ 26,40 mi contra o pleito de R$ 24,29 mi. O gargalo é o ano 3, não o nível do platô.</w:t>
+              <w:rPr>
+                <w:b w:val="0"/>
+              </w:rPr>
+              <w:t>Participação da ordem de 90% para um entrante não se sustenta em análise. O mercado endereçável soma as praças alcançáveis por CIF e as obras, que estavam fora da conta anterior.</w:t>
             </w:r>
           </w:p>
         </w:tc>
@@ -1468,7 +1528,7 @@
               <w:spacing w:after="0" w:line="252"/>
             </w:pPr>
             <w:r>
-              <w:t>Participação de mercado do platô</w:t>
+              <w:t>Concorrente de preço × concorrente de volume</w:t>
             </w:r>
           </w:p>
         </w:tc>
@@ -1487,72 +1547,7 @@
               <w:spacing w:after="0" w:line="252"/>
             </w:pPr>
             <w:r>
-              <w:rPr>
-                <w:b w:val="0"/>
-              </w:rPr>
-              <w:t>Lida contra o mercado endereçável (421–577 mil t/ano): 41–56%, em vez da leitura restrita à linha de base (87–96%).</w:t>
-            </w:r>
-          </w:p>
-        </w:tc>
-        <w:tc>
-          <w:tcPr>
-            <w:tcW w:type="dxa" w:w="3800"/>
-            <w:tcMar>
-              <w:top w:type="dxa" w:w="60"/>
-              <w:left w:type="dxa" w:w="90"/>
-              <w:bottom w:type="dxa" w:w="60"/>
-              <w:right w:type="dxa" w:w="90"/>
-            </w:tcMar>
-          </w:tcPr>
-          <w:p>
-            <w:pPr>
-              <w:spacing w:after="0" w:line="252"/>
-            </w:pPr>
-            <w:r>
-              <w:rPr>
-                <w:b w:val="0"/>
-              </w:rPr>
-              <w:t>Participação da ordem de 90% para um entrante não se sustenta em análise. O mercado endereçável soma as praças alcançáveis por CIF e as obras, que estavam fora da conta anterior.</w:t>
-            </w:r>
-          </w:p>
-        </w:tc>
-      </w:tr>
-      <w:tr>
-        <w:tc>
-          <w:tcPr>
-            <w:tcW w:type="dxa" w:w="2050"/>
-            <w:tcMar>
-              <w:top w:type="dxa" w:w="60"/>
-              <w:left w:type="dxa" w:w="90"/>
-              <w:bottom w:type="dxa" w:w="60"/>
-              <w:right w:type="dxa" w:w="90"/>
-            </w:tcMar>
-          </w:tcPr>
-          <w:p>
-            <w:pPr>
-              <w:spacing w:after="0" w:line="252"/>
-            </w:pPr>
-            <w:r>
-              <w:t>Concorrente de preço × concorrente de volume</w:t>
-            </w:r>
-          </w:p>
-        </w:tc>
-        <w:tc>
-          <w:tcPr>
-            <w:tcW w:type="dxa" w:w="3150"/>
-            <w:tcMar>
-              <w:top w:type="dxa" w:w="60"/>
-              <w:left w:type="dxa" w:w="90"/>
-              <w:bottom w:type="dxa" w:w="60"/>
-              <w:right w:type="dxa" w:w="90"/>
-            </w:tcMar>
-          </w:tcPr>
-          <w:p>
-            <w:pPr>
-              <w:spacing w:after="0" w:line="252"/>
-            </w:pPr>
-            <w:r>
-              <w:t>Separadas as duas funções: Usibrita ancora preço (R$ 4,5/t, sem escala); MCL define volume (R$ 24,6/t de vantagem para a CIPREM).</w:t>
+              <w:t>Separadas as duas funções: a Usibrita ancora preço (chega à praça na mesma distância da CIPREM, sem escala); os produtores de porte definem volume (R$ 23,8/t de vantagem para a CIPREM sobre Pinheiros, R$ 31,7/t sobre Nova Venécia).</w:t>
             </w:r>
           </w:p>
         </w:tc>

--- a/Justificativa_CIPREM_secao3_revisada.docx
+++ b/Justificativa_CIPREM_secao3_revisada.docx
@@ -169,19 +169,31 @@
         <w:rPr>
           <w:color w:val="000000"/>
         </w:rPr>
-        <w:t xml:space="preserve">), mantém filial no município com CNAE de beneficiamento, sem atividade de extração associada — a extração, naquele município, corre pela Mattar Empreendimentos Minerários. A operação de britagem mais próxima é a Mineração Usibrita, em Jaguaré (~40 km da sede), ainda em escala reduzida e situada fora do mercado-base. Cabe distinguir duas funções que a redação anterior tratava como uma só: a Usibrita é concorrente de preço — </w:t>
-      </w:r>
-      <w:r>
-        <w:rPr>
-          <w:color w:val="C00000"/>
-        </w:rPr>
-        <w:t>chega à sede praticamente da mesma distância que a CIPREM, ancorando o preço da praça</w:t>
-      </w:r>
-      <w:r>
-        <w:rPr>
-          <w:color w:val="000000"/>
-        </w:rPr>
-        <w:t xml:space="preserve"> —, mas vendeu ~5 mil t em 2025, menos de um quinto da demanda do próprio município onde se instala, e não tem escala para disputar volume. Quem limita volume são </w:t>
+        <w:t>), mantém filial no município com CNAE de beneficiamento, sem atividade de extração associada — a extração, naquele município, corre pela Mattar Empreendimentos Minerários. A operação de britagem mais próxima é a Mineração Usibrita, em Jaguaré (</w:t>
+      </w:r>
+      <w:r>
+        <w:rPr>
+          <w:color w:val="C00000"/>
+        </w:rPr>
+        <w:t>57,1 km da sede, medidos a partir da coordenada da cava</w:t>
+      </w:r>
+      <w:r>
+        <w:rPr>
+          <w:color w:val="000000"/>
+        </w:rPr>
+        <w:t xml:space="preserve">), ainda em escala reduzida e situada fora do mercado-base. Cabe distinguir duas funções que a redação anterior tratava como uma só: a Usibrita é </w:t>
+      </w:r>
+      <w:r>
+        <w:rPr>
+          <w:color w:val="C00000"/>
+        </w:rPr>
+        <w:t>o produtor mais próximo de São Mateus e serve de referência de preço na praça, mas nem nisso alcança a CIPREM — chega à sede de 57,1 km contra 40,7 km, R$ 14,9 por tonelada atrás no frete</w:t>
+      </w:r>
+      <w:r>
+        <w:rPr>
+          <w:color w:val="000000"/>
+        </w:rPr>
+        <w:t xml:space="preserve"> —, e vendeu ~5 mil t em 2025, menos de um quinto da demanda do próprio município onde se instala, e não tem escala para disputar volume. Quem limita volume são </w:t>
       </w:r>
       <w:r>
         <w:rPr>
@@ -217,7 +229,19 @@
         <w:rPr>
           <w:color w:val="000000"/>
         </w:rPr>
-        <w:t xml:space="preserve"> da sede de São Mateus, e o corredor de Nestor Gomes que a serve fica a 10 km ou menos, onde a vantagem de frete alcança R$ 31,9/t: em um produto cujo preço posto na obra é dominado pelo frete, é vantagem competitiva estrutural no maior polo de demanda da região — a operação substitui suprimento de longa distância por produção local.</w:t>
+        <w:t xml:space="preserve"> da sede de São Mateus, e o </w:t>
+      </w:r>
+      <w:r>
+        <w:rPr>
+          <w:color w:val="C00000"/>
+        </w:rPr>
+        <w:t>distrito-sede de Nestor Gomes, no corredor que a serve, a 12,3 km, onde a vantagem de frete alcança R$ 31,7/t e o custo de servir cai a R$ 11,2/t</w:t>
+      </w:r>
+      <w:r>
+        <w:rPr>
+          <w:color w:val="000000"/>
+        </w:rPr>
+        <w:t>: em um produto cujo preço posto na obra é dominado pelo frete, é vantagem competitiva estrutural no maior polo de demanda da região — a operação substitui suprimento de longa distância por produção local.</w:t>
       </w:r>
     </w:p>
     <w:p>
@@ -1547,7 +1571,7 @@
               <w:spacing w:after="0" w:line="252"/>
             </w:pPr>
             <w:r>
-              <w:t>Separadas as duas funções: a Usibrita ancora preço (chega à praça na mesma distância da CIPREM, sem escala); os produtores de porte definem volume (R$ 23,8/t de vantagem para a CIPREM sobre Pinheiros, R$ 31,7/t sobre Nova Venécia).</w:t>
+              <w:t>Separadas as duas funções: a Usibrita é o produtor mais próximo e referência de preço, mas fica R$ 14,9/t atrás da CIPREM no frete (57,1 km contra 40,7) e não tem escala; os produtores de porte definem volume (R$ 23,8/t de vantagem sobre Pinheiros, R$ 31,7/t sobre Nova Venécia).</w:t>
             </w:r>
           </w:p>
         </w:tc>

--- a/Justificativa_CIPREM_secao3_revisada.docx
+++ b/Justificativa_CIPREM_secao3_revisada.docx
@@ -235,7 +235,7 @@
         <w:rPr>
           <w:color w:val="C00000"/>
         </w:rPr>
-        <w:t>distrito-sede de Nestor Gomes, no corredor que a serve, a 12,3 km, onde a vantagem de frete alcança R$ 31,7/t e o custo de servir cai a R$ 11,2/t</w:t>
+        <w:t>empreendimento situado no próprio município</w:t>
       </w:r>
       <w:r>
         <w:rPr>

--- a/Justificativa_CIPREM_secao3_revisada.docx
+++ b/Justificativa_CIPREM_secao3_revisada.docx
@@ -275,30 +275,45 @@
       </w:pPr>
       <w:r>
         <w:rPr>
-          <w:rFonts w:ascii="Calibri" w:cs="Calibri" w:eastAsia="Calibri" w:hAnsi="Calibri"/>
-          <w:color w:val="000000"/>
-          <w:sz w:val="22"/>
-          <w:szCs w:val="22"/>
-        </w:rPr>
-        <w:t xml:space="preserve">Essas frentes adicionam 70–100 mil t/ano de demanda extraordinária de brita durante a janela de obras — e destravam um potencial estrutural maior: a malha planejada de Guriri (11 avenidas e 31 ruas ao longo de ~8 km) permanece majoritariamente sem pavimentação definitiva, e sua pavimentação completa, viabilizada justamente pela macrodrenagem em curso, </w:t>
-      </w:r>
-      <w:r>
-        <w:rPr>
-          <w:rFonts w:ascii="Calibri" w:cs="Calibri" w:eastAsia="Calibri" w:hAnsi="Calibri"/>
-          <w:color w:val="C00000"/>
-          <w:sz w:val="22"/>
-          <w:szCs w:val="22"/>
-        </w:rPr>
-        <w:t xml:space="preserve">é dimensionada no Estudo anexo em 350 a 400 mil m² de pavimento — da ordem de 500 mil toneladas de agregados ao longo dos próximos anos —, das quais as projeções contabilizam, conservadoramente, apenas 75 a 90 mil t de brita da pavimentação remanescente.</w:t>
-      </w:r>
-      <w:r>
-        <w:rPr>
-          <w:rFonts w:ascii="Calibri" w:cs="Calibri" w:eastAsia="Calibri" w:hAnsi="Calibri"/>
-          <w:color w:val="000000"/>
-          <w:sz w:val="22"/>
-          <w:szCs w:val="22"/>
-        </w:rPr>
-        <w:t xml:space="preserve"> As frentes demandam todo o portfólio do projeto: concreto estrutural (Britas 0 e 1) nas galerias e pontes, base e sub-base granular (BGS) nas rodovias, CBUQ (pedrisco) e assentamento de pavimento intertravado (pó de pedra) — padrão construtivo predominante na região.</w:t>
+          <w:color w:val="000000"/>
+        </w:rPr>
+        <w:t>Essas frentes adicionam 70–100 mil t/ano de demanda extraordinária de brita durante a janela de obras — e destravam um potencial estrutural maior: a malha planejada de Guriri (11 avenidas e 31 ruas ao longo de ~8 km</w:t>
+      </w:r>
+      <w:r>
+        <w:rPr>
+          <w:color w:val="C00000"/>
+        </w:rPr>
+        <w:t>; ~144 logradouros oficiais nos bairros Guriri Norte e Guriri Sul</w:t>
+      </w:r>
+      <w:r>
+        <w:rPr>
+          <w:color w:val="000000"/>
+        </w:rPr>
+        <w:t xml:space="preserve">) permanece majoritariamente sem pavimentação definitiva, e sua pavimentação completa, viabilizada justamente pela macrodrenagem em curso, é dimensionada no Estudo anexo em 350 a 400 mil m² de pavimento — </w:t>
+      </w:r>
+      <w:r>
+        <w:rPr>
+          <w:color w:val="C00000"/>
+        </w:rPr>
+        <w:t xml:space="preserve">490 a 560 mil toneladas de agregados, das quais 206 a 235 mil de brita, espalhadas por cerca de uma década pela própria lógica construtiva: pavimenta-se depois de drenar, bacia a bacia (Bacia 2 até 2028; Bacia 1 por 1.620 dias contratuais; Bacia 3 a licitar) </w:t>
+      </w:r>
+      <w:r>
+        <w:rPr>
+          <w:color w:val="000000"/>
+        </w:rPr>
+        <w:t xml:space="preserve">—, das quais as projeções contabilizam, conservadoramente, apenas </w:t>
+      </w:r>
+      <w:r>
+        <w:rPr>
+          <w:color w:val="C00000"/>
+        </w:rPr>
+        <w:t>a brita da pavimentação remanescente: 75 a 90 mil t, cerca de um terço do potencial. O pareamento com a dívida fecha o horizonte de 14 anos (memória de cálculo anexa): pelo SAC, a produção que quita as parcelas com folga (DSCR 1,3) cai de ~210 mil t/ano no pico (ano 3) para ~139 mil no ano 14, e a captura recorrente sem nenhuma obra é de 165 a 185 mil t/ano — as camadas extraordinárias reforçam a janela crítica; não são condição de sobrevivência</w:t>
+      </w:r>
+      <w:r>
+        <w:rPr>
+          <w:color w:val="000000"/>
+        </w:rPr>
+        <w:t>. As frentes demandam todo o portfólio do projeto: concreto estrutural (Britas 0 e 1) nas galerias e pontes, base e sub-base granular (BGS) nas rodovias, CBUQ (pedrisco) e assentamento de pavimento intertravado (pó de pedra) — padrão construtivo predominante na região.</w:t>
       </w:r>
     </w:p>
     <w:p>

--- a/Justificativa_CIPREM_secao3_revisada.docx
+++ b/Justificativa_CIPREM_secao3_revisada.docx
@@ -307,7 +307,7 @@
         <w:rPr>
           <w:color w:val="C00000"/>
         </w:rPr>
-        <w:t>a brita da pavimentação remanescente: 75 a 90 mil t, cerca de um terço do potencial. O pareamento com a dívida fecha o horizonte de 14 anos (memória de cálculo anexa): pelo SAC, a produção que quita as parcelas com folga (DSCR 1,3) cai de ~210 mil t/ano no pico (ano 3) para ~139 mil no ano 14, e a captura recorrente sem nenhuma obra é de 165 a 185 mil t/ano — as camadas extraordinárias reforçam a janela crítica; não são condição de sobrevivência</w:t>
+        <w:t>a brita da pavimentação remanescente: 75 a 90 mil t, pouco mais de um terço do potencial. O pareamento com a dívida fecha o horizonte de 14 anos (memória de cálculo anexa): pelo SAC, a produção que quita as parcelas com folga (DSCR 1,3) cai de ~210 mil t/ano no pico (ano 3) para ~139 mil no ano 14, e a captura recorrente sem nenhuma obra é de 165 a 185 mil t/ano — as camadas extraordinárias reforçam a janela crítica; não são condição de sobrevivência</w:t>
       </w:r>
       <w:r>
         <w:rPr>

--- a/Justificativa_CIPREM_secao3_revisada.docx
+++ b/Justificativa_CIPREM_secao3_revisada.docx
@@ -295,7 +295,7 @@
         <w:rPr>
           <w:color w:val="C00000"/>
         </w:rPr>
-        <w:t xml:space="preserve">490 a 560 mil toneladas de agregados, das quais 206 a 235 mil de brita, espalhadas por cerca de uma década pela própria lógica construtiva: pavimenta-se depois de drenar, bacia a bacia (Bacia 2 até 2028; Bacia 1 por 1.620 dias contratuais; Bacia 3 a licitar) </w:t>
+        <w:t xml:space="preserve">256 a 374 mil toneladas de agregados, das quais 219 a 312 mil de produtos de britagem (banda composicional das tabelas oficiais DER-ES/SINAPI — memória anexa), espalhadas por cerca de uma década pela própria lógica construtiva: pavimenta-se depois de drenar, bacia a bacia (Bacia 2 até 2028; Bacia 1 por 1.620 dias contratuais; Bacia 3 a licitar) </w:t>
       </w:r>
       <w:r>
         <w:rPr>
@@ -307,7 +307,7 @@
         <w:rPr>
           <w:color w:val="C00000"/>
         </w:rPr>
-        <w:t>a brita da pavimentação remanescente: 75 a 90 mil t, pouco mais de um terço do potencial. O pareamento com a dívida fecha o horizonte de 14 anos (memória de cálculo anexa): pelo SAC, a produção que quita as parcelas com folga (DSCR 1,3) cai de ~210 mil t/ano no pico (ano 3) para ~139 mil no ano 14, e a captura recorrente sem nenhuma obra é de 165 a 185 mil t/ano — as camadas extraordinárias reforçam a janela crítica; não são condição de sobrevivência</w:t>
+        <w:t>a pavimentação remanescente: 78 a 117 mil t de produtos de britagem, pouco mais de um terço do potencial. O pareamento com a dívida fecha o horizonte de 14 anos (memória de cálculo anexa): pelo SAC, a produção que quita as parcelas com folga (DSCR 1,3) cai de ~210 mil t/ano no pico (ano 3) para ~139 mil no ano 14, e a captura recorrente sem nenhuma obra é de 165 a 185 mil t/ano — as camadas extraordinárias reforçam a janela crítica; não são condição de sobrevivência</w:t>
       </w:r>
       <w:r>
         <w:rPr>
@@ -1182,7 +1182,7 @@
                 <w:sz w:val="17"/>
                 <w:szCs w:val="17"/>
               </w:rPr>
-              <w:t xml:space="preserve">O número anterior contradizia o próprio Estudo de Mercado anexo, que dimensiona a malha principal do balneário em 350–400 mil m². As 75–90 mil t contabilizadas nas projeções permanecem inalteradas.</w:t>
+              <w:t>O número anterior contradizia o próprio Estudo de Mercado anexo, que dimensiona a malha principal do balneário em 350–400 mil m². As toneladas contabilizadas nas projeções passam a 78–117 mil t de produtos de britagem (banda composicional oficial; a faixa anterior, 75–90, fica no piso).</w:t>
             </w:r>
           </w:p>
         </w:tc>

--- a/Justificativa_CIPREM_secao3_revisada.docx
+++ b/Justificativa_CIPREM_secao3_revisada.docx
@@ -277,37 +277,37 @@
         <w:rPr>
           <w:color w:val="000000"/>
         </w:rPr>
-        <w:t>Essas frentes adicionam 70–100 mil t/ano de demanda extraordinária de brita durante a janela de obras — e destravam um potencial estrutural maior: a malha planejada de Guriri (11 avenidas e 31 ruas ao longo de ~8 km</w:t>
-      </w:r>
-      <w:r>
-        <w:rPr>
-          <w:color w:val="C00000"/>
-        </w:rPr>
-        <w:t>; ~144 logradouros oficiais nos bairros Guriri Norte e Guriri Sul</w:t>
-      </w:r>
-      <w:r>
-        <w:rPr>
-          <w:color w:val="000000"/>
-        </w:rPr>
-        <w:t xml:space="preserve">) permanece majoritariamente sem pavimentação definitiva, e sua pavimentação completa, viabilizada justamente pela macrodrenagem em curso, é dimensionada no Estudo anexo em 350 a 400 mil m² de pavimento — </w:t>
-      </w:r>
-      <w:r>
-        <w:rPr>
-          <w:color w:val="C00000"/>
-        </w:rPr>
-        <w:t xml:space="preserve">256 a 374 mil toneladas de agregados, das quais 219 a 312 mil de produtos de britagem (banda composicional das tabelas oficiais DER-ES/SINAPI — memória anexa), espalhadas por cerca de uma década pela própria lógica construtiva: pavimenta-se depois de drenar, bacia a bacia (Bacia 2 até 2028; Bacia 1 por 1.620 dias contratuais; Bacia 3 a licitar) </w:t>
-      </w:r>
-      <w:r>
-        <w:rPr>
-          <w:color w:val="000000"/>
-        </w:rPr>
-        <w:t xml:space="preserve">—, das quais as projeções contabilizam, conservadoramente, apenas </w:t>
-      </w:r>
-      <w:r>
-        <w:rPr>
-          <w:color w:val="C00000"/>
-        </w:rPr>
-        <w:t>a pavimentação remanescente: 78 a 117 mil t de produtos de britagem, pouco mais de um terço do potencial. O pareamento com a dívida fecha o horizonte de 14 anos (memória de cálculo anexa): pelo SAC, a produção que quita as parcelas com folga (DSCR 1,3) cai de ~210 mil t/ano no pico (ano 3) para ~139 mil no ano 14, e a captura recorrente sem nenhuma obra é de 165 a 185 mil t/ano — as camadas extraordinárias reforçam a janela crítica; não são condição de sobrevivência</w:t>
+        <w:t>Essas frentes adicionam 70–100 mil t/ano de demanda extraordinária de brita durante a janela de obras — e destravam um potencial estrutural maior: a malha de Guriri</w:t>
+      </w:r>
+      <w:r>
+        <w:rPr>
+          <w:color w:val="C00000"/>
+        </w:rPr>
+        <w:t>, levantada nos projetos dos 21 loteamentos que formam o balneário — 193,4 km de vias, das quais apenas 20,1% pavimentadas —,</w:t>
+      </w:r>
+      <w:r>
+        <w:rPr>
+          <w:color w:val="000000"/>
+        </w:rPr>
+        <w:t xml:space="preserve"> permanece majoritariamente sem pavimentação definitiva, e sua pavimentação completa, viabilizada justamente pela macrodrenagem em curso, </w:t>
+      </w:r>
+      <w:r>
+        <w:rPr>
+          <w:color w:val="C00000"/>
+        </w:rPr>
+        <w:t>representa 1.236.048 m² de pista e 581.856 m² de calçada a executar: 891 a 1.166 mil t de agregados, das quais 765 a 968 mil t de produtos de britagem (banda composicional das tabelas oficiais DER-ES/SINAPI — memória anexa). As Bacias 1 e 2 cobrem apenas 20,2% disso; ao ritmo contratual do próprio Estado, concluir a pavimentação de Guriri levaria de 22 a 44 anos — contra os 14 anos do financiamento</w:t>
+      </w:r>
+      <w:r>
+        <w:rPr>
+          <w:color w:val="000000"/>
+        </w:rPr>
+        <w:t xml:space="preserve"> —, das quais as projeções contabilizam, conservadoramente, apenas </w:t>
+      </w:r>
+      <w:r>
+        <w:rPr>
+          <w:color w:val="C00000"/>
+        </w:rPr>
+        <w:t>78 a 117 mil t de produtos de britagem, cerca de um décimo do potencial medido. O pareamento com a dívida fecha o horizonte de 14 anos (memória de cálculo anexa): pelo SAC, a produção que quita as parcelas com folga (DSCR 1,3) cai de ~210 mil t/ano no pico (ano 3) para ~139 mil no ano 14, e a captura recorrente sem nenhuma obra é de 165 a 185 mil t/ano — as camadas extraordinárias reforçam a janela crítica; não são condição de sobrevivência</w:t>
       </w:r>
       <w:r>
         <w:rPr>
@@ -1182,7 +1182,7 @@
                 <w:sz w:val="17"/>
                 <w:szCs w:val="17"/>
               </w:rPr>
-              <w:t>O número anterior contradizia o próprio Estudo de Mercado anexo, que dimensiona a malha principal do balneário em 350–400 mil m². As toneladas contabilizadas nas projeções passam a 78–117 mil t de produtos de britagem (banda composicional oficial; a faixa anterior, 75–90, fica no piso).</w:t>
+              <w:t>As toneladas contabilizadas nas projeções permanecem em 78–117 mil t de produtos de britagem — cerca de um décimo do potencial medido de Guriri (765–968 mil t), após o levantamento dos 21 loteamentos.</w:t>
             </w:r>
           </w:p>
         </w:tc>

--- a/Justificativa_CIPREM_secao3_revisada.docx
+++ b/Justificativa_CIPREM_secao3_revisada.docx
@@ -283,7 +283,7 @@
         <w:rPr>
           <w:color w:val="C00000"/>
         </w:rPr>
-        <w:t>, levantada nos projetos dos 21 loteamentos que formam o balneário — 193,4 km de vias, das quais apenas 20,1% pavimentadas —,</w:t>
+        <w:t>, levantada nos projetos dos 21 loteamentos que formam o balneário e auditada em 637 pontos no Google Street View — 193,4 km em 437 vias, das quais apenas 26,6% pavimentadas —,</w:t>
       </w:r>
       <w:r>
         <w:rPr>
@@ -295,7 +295,7 @@
         <w:rPr>
           <w:color w:val="C00000"/>
         </w:rPr>
-        <w:t>representa 1.236.048 m² de pista e 581.856 m² de calçada a executar: 891 a 1.166 mil t de agregados, das quais 765 a 968 mil t de produtos de britagem (banda composicional das tabelas oficiais DER-ES/SINAPI — memória anexa). As Bacias 1 e 2 cobrem apenas 20,2% disso; ao ritmo contratual do próprio Estado, concluir a pavimentação de Guriri levaria de 22 a 44 anos — contra os 14 anos do financiamento</w:t>
+        <w:t>representa 1.135.968 m² de pista e 566.492 m² de calçada a executar: 822 a 1.077 mil t de agregados, das quais 705 a 893 mil t de produtos de britagem (banda composicional das tabelas oficiais DER-ES/SINAPI — memória anexa). As Bacias 1 e 2 cobrem apenas 22,0% disso; ao ritmo contratual do próprio Estado, concluir a pavimentação de Guriri levaria de 20 a 40 anos — contra os 14 anos do financiamento</w:t>
       </w:r>
       <w:r>
         <w:rPr>
@@ -1130,7 +1130,7 @@
                 <w:sz w:val="17"/>
                 <w:szCs w:val="17"/>
               </w:rPr>
-              <w:t xml:space="preserve">Guriri: "1 milhão de m² de vias e mais de 1 milhão de toneladas"</w:t>
+              <w:t>Guriri: “1 milhão de m² de vias e mais de 1 milhão de toneladas”</w:t>
             </w:r>
           </w:p>
         </w:tc>
@@ -1156,7 +1156,7 @@
                 <w:sz w:val="17"/>
                 <w:szCs w:val="17"/>
               </w:rPr>
-              <w:t xml:space="preserve">Ajustado para 350 a 400 mil m² e da ordem de 500 mil toneladas de agregados.</w:t>
+              <w:t>Substituído pelo levantamento final de 19/08/2026: 437 vias medidas nos 21 loteamentos, 193,4 km, situação de pavimentação auditada em 637 pontos no Google Street View. Faltam 1.135.968 m² de pista e 566.492 m² de calçada — 822 a 1.077 mil t de agregados, das quais 705 a 893 mil t de produtos de britagem.</w:t>
             </w:r>
           </w:p>
         </w:tc>
@@ -1182,7 +1182,7 @@
                 <w:sz w:val="17"/>
                 <w:szCs w:val="17"/>
               </w:rPr>
-              <w:t>As toneladas contabilizadas nas projeções permanecem em 78–117 mil t de produtos de britagem — cerca de um décimo do potencial medido de Guriri (765–968 mil t), após o levantamento dos 21 loteamentos.</w:t>
+              <w:t>O número original não tinha lastro, e as duas versões seguintes o substituíram por estimativas — primeiro uma grade de 350 a 400 mil m², depois totais preliminares do próprio levantamento. Agora há medição fechada e auditada, e ela é desfavorável em 8% frente aos preliminares: o que falta pavimentar caiu de 154.506 para 141.996 m. As toneladas contabilizadas nas projeções permanecem em 78–117 mil t de produtos de britagem — cerca de um décimo do potencial medido (705–893 mil t), inalteradas em todas as rodadas.</w:t>
             </w:r>
           </w:p>
         </w:tc>

--- a/Justificativa_CIPREM_secao3_revisada.docx
+++ b/Justificativa_CIPREM_secao3_revisada.docx
@@ -283,7 +283,7 @@
         <w:rPr>
           <w:color w:val="C00000"/>
         </w:rPr>
-        <w:t>, levantada nos projetos dos 21 loteamentos que formam o balneário e auditada em 637 pontos no Google Street View — 193,4 km em 437 vias, das quais apenas 26,6% pavimentadas —,</w:t>
+        <w:t>, levantada nos projetos dos 21 loteamentos que formam o balneário e auditada em 496 pontos verificados um a um em campo virtual (462 em Street View e 34 em satélite) — 193,4 km em 437 vias, das quais apenas 26,6% pavimentadas —,</w:t>
       </w:r>
       <w:r>
         <w:rPr>
@@ -295,7 +295,7 @@
         <w:rPr>
           <w:color w:val="C00000"/>
         </w:rPr>
-        <w:t>representa 1.135.968 m² de pista e 566.492 m² de calçada a executar: 822 a 1.077 mil t de agregados, das quais 705 a 893 mil t de produtos de britagem (banda composicional das tabelas oficiais DER-ES/SINAPI — memória anexa). As Bacias 1 e 2 cobrem apenas 22,0% disso; ao ritmo contratual do próprio Estado, concluir a pavimentação de Guriri levaria de 20 a 40 anos — contra os 14 anos do financiamento</w:t>
+        <w:t>representa 1.135.968 m² de pista e 566.492 m² de calçada a executar: 822 a 1.077 mil t de agregados, das quais 705 a 893 mil t de produtos de britagem (banda composicional das tabelas oficiais DER-ES/SINAPI — memória anexa). As Bacias 1 e 2 cobrem apenas 22,0% da pista faltante; ao ritmo contratual do próprio Estado, concluir a pavimentação de Guriri levaria de 20 a 40 anos — contra os 14 anos do financiamento</w:t>
       </w:r>
       <w:r>
         <w:rPr>
@@ -1156,7 +1156,7 @@
                 <w:sz w:val="17"/>
                 <w:szCs w:val="17"/>
               </w:rPr>
-              <w:t>Substituído pelo levantamento final de 19/08/2026: 437 vias medidas nos 21 loteamentos, 193,4 km, situação de pavimentação auditada em 637 pontos no Google Street View. Faltam 1.135.968 m² de pista e 566.492 m² de calçada — 822 a 1.077 mil t de agregados, das quais 705 a 893 mil t de produtos de britagem.</w:t>
+              <w:t>Substituído pelo levantamento final de 19/08/2026: 437 vias medidas nos 21 loteamentos, 193,4 km, situação de pavimentação auditada em 496 pontos verificados um a um (462 em Street View e 34 em satélite; 637 declarados no resumo da fonte, adotado o menor). Faltam 1.135.968 m² de pista e 566.492 m² de calçada — 822 a 1.077 mil t de agregados, das quais 705 a 893 mil t de produtos de britagem.</w:t>
             </w:r>
           </w:p>
         </w:tc>

--- a/Justificativa_CIPREM_secao3_revisada.docx
+++ b/Justificativa_CIPREM_secao3_revisada.docx
@@ -283,7 +283,7 @@
         <w:rPr>
           <w:color w:val="C00000"/>
         </w:rPr>
-        <w:t>, levantada nos projetos dos 21 loteamentos que formam o balneário e auditada em 496 pontos verificados um a um em campo virtual (462 em Street View e 34 em satélite) — 193,4 km em 437 vias, das quais apenas 26,6% pavimentadas —,</w:t>
+        <w:t>, levantada nos projetos dos 21 loteamentos que formam o balneário e auditada em 637 pontos verificados um a um em campo virtual (517 em Street View e 120 em satélite), listados individualmente com coordenada e data — 193,4 km em 437 vias, das quais apenas 26,6% pavimentadas —,</w:t>
       </w:r>
       <w:r>
         <w:rPr>
@@ -295,7 +295,7 @@
         <w:rPr>
           <w:color w:val="C00000"/>
         </w:rPr>
-        <w:t>representa 1.135.968 m² de pista e 566.492 m² de calçada a executar: 822 a 1.077 mil t de agregados, das quais 705 a 893 mil t de produtos de britagem (banda composicional das tabelas oficiais DER-ES/SINAPI — memória anexa). As Bacias 1 e 2 cobrem apenas 22,0% da pista faltante; ao ritmo contratual do próprio Estado, concluir a pavimentação de Guriri levaria de 20 a 40 anos — contra os 14 anos do financiamento</w:t>
+        <w:t>representa 1.216.547 m² de pista — área pela caixa de via de cada planta — e 554.203 m² de calçada a executar: 874 a 1.144 mil t de agregados, das quais 751 a 951 mil t de produtos de britagem (banda composicional das tabelas oficiais DER-ES/SINAPI — memória anexa; 704–892 mil t pelo piso de largura declarado). As Bacias 1 e 2 cobrem apenas 20,5% da pista faltante; ao ritmo contratual do próprio Estado, concluir a pavimentação de Guriri levaria de 21 a 43 anos — contra os 14 anos do financiamento</w:t>
       </w:r>
       <w:r>
         <w:rPr>
@@ -1156,7 +1156,7 @@
                 <w:sz w:val="17"/>
                 <w:szCs w:val="17"/>
               </w:rPr>
-              <w:t>Substituído pelo levantamento final de 19/08/2026: 437 vias medidas nos 21 loteamentos, 193,4 km, situação de pavimentação auditada em 496 pontos verificados um a um (462 em Street View e 34 em satélite; 637 declarados no resumo da fonte, adotado o menor). Faltam 1.135.968 m² de pista e 566.492 m² de calçada — 822 a 1.077 mil t de agregados, das quais 705 a 893 mil t de produtos de britagem.</w:t>
+              <w:t>Substituído pelo levantamento reconciliado de 19/08/2026: 437 vias medidas nos 21 loteamentos, 193,4 km, situação de pavimentação auditada em 637 pontos listados um a um com coordenada e data (517 em Street View, 120 em satélite). Faltam 1.216.547 m² de pista e 554.203 m² de calçada — 874 a 1.144 mil t de agregados, das quais 751 a 951 mil t de produtos de britagem.</w:t>
             </w:r>
           </w:p>
         </w:tc>
@@ -1182,7 +1182,7 @@
                 <w:sz w:val="17"/>
                 <w:szCs w:val="17"/>
               </w:rPr>
-              <w:t>O número original não tinha lastro, e as duas versões seguintes o substituíram por estimativas — primeiro uma grade de 350 a 400 mil m², depois totais preliminares do próprio levantamento. Agora há medição fechada e auditada, e ela é desfavorável em 8% frente aos preliminares: o que falta pavimentar caiu de 154.506 para 141.996 m. As toneladas contabilizadas nas projeções permanecem em 78–117 mil t de produtos de britagem — cerca de um décimo do potencial medido (705–893 mil t), inalteradas em todas as rodadas.</w:t>
+              <w:t>O número original não tinha lastro. As versões seguintes o substituíram por estimativa de grade, depois por totais preliminares, e agora pela planilha reconciliada — que passou por auditoria cega e teve cinco divergências acatadas. Duas correções são desfavoráveis a nós e ficam registradas: o percentual de calçada de dois loteamentos foi retirado por falta de leitura, reduzindo o inventário de passeio, e a área de pista passou a ser calculada pela caixa de via de cada planta em lugar de um escalar de 8 m, que segue publicado como piso. As toneladas contabilizadas nas projeções permanecem em 78–117 mil t — cerca de um décimo do potencial (751–951 mil t), inalteradas em todas as rodadas.</w:t>
             </w:r>
           </w:p>
         </w:tc>

--- a/Justificativa_CIPREM_secao3_revisada.docx
+++ b/Justificativa_CIPREM_secao3_revisada.docx
@@ -307,7 +307,7 @@
         <w:rPr>
           <w:color w:val="C00000"/>
         </w:rPr>
-        <w:t>78 a 117 mil t de produtos de britagem, cerca de um décimo do potencial medido. O pareamento com a dívida fecha o horizonte de 14 anos (memória de cálculo anexa): pelo SAC, a produção que quita as parcelas com folga (DSCR 1,3) cai de ~210 mil t/ano no pico (ano 3) para ~139 mil no ano 14, e a captura recorrente sem nenhuma obra é de 165 a 185 mil t/ano — as camadas extraordinárias reforçam a janela crítica; não são condição de sobrevivência</w:t>
+        <w:t>NENHUMA tonelada desse estoque, que permanece integralmente fora das projeções de receita. A seção não atribui a ele volume anual nem prazo, por depender de decisão orçamentária de terceiros: afirma a existência e a magnitude — 3,2 a 4,0 anos de produção integral da unidade no platô —, ambas medidas e auditadas. O pareamento com a dívida fecha o horizonte de 14 anos (memória de cálculo anexa): pelo SAC, a produção que quita as parcelas com folga (DSCR 1,3) cai de ~210 mil t/ano no pico (ano 3) para ~139 mil no ano 14, e a captura recorrente sem nenhuma obra é de 165 a 185 mil t/ano — as camadas extraordinárias reforçam a janela crítica; não são condição de sobrevivência</w:t>
       </w:r>
       <w:r>
         <w:rPr>
@@ -1182,7 +1182,7 @@
                 <w:sz w:val="17"/>
                 <w:szCs w:val="17"/>
               </w:rPr>
-              <w:t>O número original não tinha lastro. As versões seguintes o substituíram por estimativa de grade, depois por totais preliminares, e agora pela planilha reconciliada — que passou por auditoria cega e teve cinco divergências acatadas. Duas correções são desfavoráveis a nós e ficam registradas: o percentual de calçada de dois loteamentos foi retirado por falta de leitura, reduzindo o inventário de passeio, e a área de pista passou a ser calculada pela caixa de via de cada planta em lugar de um escalar de 8 m, que segue publicado como piso. As toneladas contabilizadas nas projeções permanecem em 78–117 mil t — cerca de um décimo do potencial (751–951 mil t), inalteradas em todas as rodadas.</w:t>
+              <w:t>O número original não tinha lastro. As versões seguintes o substituíram por estimativa de grade, depois por totais preliminares, e agora pela planilha reconciliada — que passou por auditoria cega e teve cinco divergências acatadas. Duas correções são desfavoráveis a nós e ficam registradas: o percentual de calçada de dois loteamentos foi retirado por falta de leitura, reduzindo o inventário de passeio, e a área de pista passou a ser calculada pela caixa de via de cada planta em lugar de um escalar de 8 m, que segue publicado como piso. As projeções de receita não contabilizam nenhuma tonelada desse estoque, e a atribuição de cronograma que versões anteriores faziam (78–117 mil t em seis anos) foi RETIRADA: era previsão sobre orçamento de terceiros, e a demonstração de capacidade de pagamento não depende dela.</w:t>
             </w:r>
           </w:p>
         </w:tc>

--- a/Justificativa_CIPREM_secao3_revisada.docx
+++ b/Justificativa_CIPREM_secao3_revisada.docx
@@ -277,7 +277,7 @@
         <w:rPr>
           <w:color w:val="000000"/>
         </w:rPr>
-        <w:t>Essas frentes adicionam 70–100 mil t/ano de demanda extraordinária de brita durante a janela de obras — e destravam um potencial estrutural maior: a malha de Guriri</w:t>
+        <w:t>Essas frentes adicionam 139–224 mil t/ano de demanda extraordinária de produtos de britagem durante a janela de obras — fração derivada das composições de cada frente, e não do coeficiente nacional que a versão anterior aplicava — e destravam um potencial estrutural maior: a malha de Guriri</w:t>
       </w:r>
       <w:r>
         <w:rPr>
@@ -301,13 +301,13 @@
         <w:rPr>
           <w:color w:val="000000"/>
         </w:rPr>
-        <w:t xml:space="preserve"> —, das quais as projeções contabilizam, conservadoramente, apenas </w:t>
-      </w:r>
-      <w:r>
-        <w:rPr>
-          <w:color w:val="C00000"/>
-        </w:rPr>
-        <w:t>NENHUMA tonelada desse estoque, que permanece integralmente fora das projeções de receita. A seção não atribui a ele volume anual nem prazo, por depender de decisão orçamentária de terceiros: afirma a existência e a magnitude — 3,2 a 4,0 anos de produção integral da unidade no platô —, ambas medidas e auditadas. O pareamento com a dívida fecha o horizonte de 14 anos (memória de cálculo anexa): pelo SAC, a produção que quita as parcelas com folga (DSCR 1,3) cai de ~210 mil t/ano no pico (ano 3) para ~139 mil no ano 14, e a captura recorrente sem nenhuma obra é de 165 a 185 mil t/ano — as camadas extraordinárias reforçam a janela crítica; não são condição de sobrevivência</w:t>
+        <w:t xml:space="preserve"> — </w:t>
+      </w:r>
+      <w:r>
+        <w:rPr>
+          <w:color w:val="C00000"/>
+        </w:rPr>
+        <w:t>e as projeções NÃO contabilizam uma tonelada sequer desse estoque, que permanece integralmente fora das projeções de receita. A seção não atribui a ele volume anual nem prazo, por depender de decisão orçamentária de terceiros: afirma a existência e a magnitude — 3,2 a 4,0 anos de produção integral da unidade no platô —, ambas medidas e auditadas. O pareamento com a dívida fecha o horizonte de 14 anos (memória de cálculo anexa): pelo SAC, a produção que quita as parcelas com folga (DSCR 1,3) cai de ~210 mil t/ano no pico (ano 3) para ~139 mil no ano 14, e a captura recorrente sem nenhuma obra é de 165 a 185 mil t/ano — as camadas extraordinárias reforçam a janela crítica; não são condição de sobrevivência</w:t>
       </w:r>
       <w:r>
         <w:rPr>
@@ -418,7 +418,7 @@
         <w:rPr>
           <w:color w:val="C00000"/>
         </w:rPr>
-        <w:t>Em síntese, sob a definição adotada de mercado — os três municípios sem produtor instalado e dentro do raio econômico do frete: São Mateus, Conceição da Barra e Boa Esperança —, a demanda corrente de cerca de 296 mil t/ano (piso prudente: 260 mil) já supera o platô do projeto. A leitura correta da participação, porém, não é contra essa linha de base e sim contra o mercado efetivamente endereçável, que soma às três praças-base a praça disputada de Jaguaré (26–53 mil t/ano), as praças alcançáveis por entrega própria em Nova Venécia e Pinheiros (64–129 mil t/ano) e as obras públicas catalogadas (70–100 mil t/ano): 421 a 577 mil t/ano. Contra essa base, o platô de 237.516 t/ano — 90% do teto licenciado e 40% da capacidade instalada da planta — representa 41 a 56%, e não os 80 a 91% que a leitura restrita ao mercado-base sugeriria. Pela via de baixo para cima, aplicando pesos de penetração praça a praça, a captura resulta em 207 a 245 mil t/ano, faixa na qual o platô se posiciona a 81%; a condição dessa conta deve ser dita com clareza: a sede sozinha não sustenta o platô, e a diferença vem das praças vizinhas, onde a CIPREM só entra entregando com frota própria. Às obras cabe ainda outro papel: coincidem com a carência e o ramp-up (anos 1–2, vendas de 63 a 126 mil t/ano), absorvendo a produção inicial justamente no período de maturação comercial. Mercado estruturalmente deficitário — sem produtor instalado na base, com o grosso do suprimento viajando de 66,8 a 140 km —, vantagem logística e cronologia favorável compõem um quadro de baixo risco de demanda para o financiamento pleiteado.</w:t>
+        <w:t>Em síntese, sob a definição adotada de mercado — os três municípios sem produtor instalado e dentro do raio econômico do frete: São Mateus, Conceição da Barra e Boa Esperança —, a demanda corrente de cerca de 296 mil t/ano (piso prudente: 260 mil) já supera o platô do projeto. A leitura correta da participação, porém, não é contra essa linha de base e sim contra o mercado efetivamente endereçável, que soma às três praças-base a praça disputada de Jaguaré (26–53 mil t/ano), as praças alcançáveis por entrega própria em Nova Venécia e Pinheiros (64–129 mil t/ano) e as obras públicas catalogadas (139–224 mil t/ano): 490–701 mil t/ano. Contra essa base, o platô de 237.516 t/ano — 90% do teto licenciado e 40% da capacidade instalada da planta — representa 34%–48%, e não os 80 a 91% que a leitura restrita ao mercado-base sugeriria. Pela via de baixo para cima, aplicando pesos de penetração praça a praça, a captura resulta em 248–320 mil t/ano — faixa cujo PISO já supera o platô de 237.516 t/ano, de modo que a restrição do projeto passa a ser de capacidade de produção, e não de mercado —; a condição dessa conta deve ser dita com clareza: a sede sozinha não sustenta o platô, e a diferença vem das praças vizinhas, onde a CIPREM só entra entregando com frota própria. Às obras cabe ainda outro papel: coincidem com a carência e o ramp-up (anos 1–2, vendas de 63 a 126 mil t/ano), absorvendo a produção inicial justamente no período de maturação comercial. Mercado estruturalmente deficitário — sem produtor instalado na base, com o grosso do suprimento viajando de 66,8 a 140 km —, vantagem logística e cronologia favorável compõem um quadro de baixo risco de demanda para o financiamento pleiteado.</w:t>
       </w:r>
     </w:p>
     <w:p>
@@ -1524,7 +1524,7 @@
               <w:rPr>
                 <w:b w:val="0"/>
               </w:rPr>
-              <w:t>Lida contra o mercado endereçável (421–577 mil t/ano): 41–56%, em vez da leitura restrita à linha de base (80–91%).</w:t>
+              <w:t>Lida contra o mercado endereçável (490–701 mil t/ano): 34%–48%, em vez da leitura restrita à linha de base (80–91%).</w:t>
             </w:r>
           </w:p>
         </w:tc>

--- a/Justificativa_CIPREM_secao3_revisada.docx
+++ b/Justificativa_CIPREM_secao3_revisada.docx
@@ -277,7 +277,7 @@
         <w:rPr>
           <w:color w:val="000000"/>
         </w:rPr>
-        <w:t>Essas frentes adicionam 139–224 mil t/ano de demanda extraordinária de produtos de britagem durante a janela de obras — fração derivada das composições de cada frente, e não do coeficiente nacional que a versão anterior aplicava — e destravam um potencial estrutural maior: a malha de Guriri</w:t>
+        <w:t>Essas frentes adicionam 139–223 mil t/ano de demanda extraordinária de produtos de britagem durante a janela de obras — fração derivada das composições de cada frente, e não do coeficiente nacional que a versão anterior aplicava — e destravam um potencial estrutural maior: a malha de Guriri</w:t>
       </w:r>
       <w:r>
         <w:rPr>
@@ -295,7 +295,7 @@
         <w:rPr>
           <w:color w:val="C00000"/>
         </w:rPr>
-        <w:t>representa 1.216.547 m² de pista — área pela caixa de via de cada planta — e 554.203 m² de calçada a executar: 874 a 1.144 mil t de agregados, das quais 751 a 951 mil t de produtos de britagem (banda composicional das tabelas oficiais DER-ES/SINAPI — memória anexa; 704–892 mil t pelo piso de largura declarado). As Bacias 1 e 2 cobrem apenas 20,5% da pista faltante; ao ritmo contratual do próprio Estado, concluir a pavimentação de Guriri levaria de 21 a 43 anos — contra os 14 anos do financiamento</w:t>
+        <w:t>representa 1.216.547 m² de pista — área pela caixa de via de cada planta — e 554.203 m² de calçada a executar: 874 a 1.144 mil t de agregados, das quais 751 a 951 mil t de produtos de britagem (banda composicional das tabelas oficiais DER-ES/SINAPI — memória anexa; 704–892 mil t pelo piso de largura declarado). As Bacias 1 e 2 cobrem apenas 20,5% da pista faltante; ao ritmo contratual do próprio Estado, concluir a pavimentação de Guriri levaria de 22 a 43 anos — contra os 14 anos do financiamento</w:t>
       </w:r>
       <w:r>
         <w:rPr>
@@ -418,7 +418,7 @@
         <w:rPr>
           <w:color w:val="C00000"/>
         </w:rPr>
-        <w:t>Em síntese, sob a definição adotada de mercado — os três municípios sem produtor instalado e dentro do raio econômico do frete: São Mateus, Conceição da Barra e Boa Esperança —, a demanda corrente de cerca de 296 mil t/ano (piso prudente: 260 mil) já supera o platô do projeto. A leitura correta da participação, porém, não é contra essa linha de base e sim contra o mercado efetivamente endereçável, que soma às três praças-base a praça disputada de Jaguaré (26–53 mil t/ano), as praças alcançáveis por entrega própria em Nova Venécia e Pinheiros (64–129 mil t/ano) e as obras públicas catalogadas (139–224 mil t/ano): 490–701 mil t/ano. Contra essa base, o platô de 237.516 t/ano — 90% do teto licenciado e 40% da capacidade instalada da planta — representa 34%–48%, e não os 80 a 91% que a leitura restrita ao mercado-base sugeriria. Pela via de baixo para cima, aplicando pesos de penetração praça a praça, a captura resulta em 248–320 mil t/ano — faixa cujo PISO já supera o platô de 237.516 t/ano, de modo que a restrição do projeto passa a ser de capacidade de produção, e não de mercado —; a condição dessa conta deve ser dita com clareza: a sede sozinha não sustenta o platô, e a diferença vem das praças vizinhas, onde a CIPREM só entra entregando com frota própria. Às obras cabe ainda outro papel: coincidem com a carência e o ramp-up (anos 1–2, vendas de 63 a 126 mil t/ano), absorvendo a produção inicial justamente no período de maturação comercial. Mercado estruturalmente deficitário — sem produtor instalado na base, com o grosso do suprimento viajando de 66,8 a 140 km —, vantagem logística e cronologia favorável compõem um quadro de baixo risco de demanda para o financiamento pleiteado.</w:t>
+        <w:t>Em síntese, sob a definição adotada de mercado — os três municípios sem produtor instalado e dentro do raio econômico do frete: São Mateus, Conceição da Barra e Boa Esperança —, a demanda corrente de cerca de 296 mil t/ano (piso prudente: 260 mil) já supera o platô do projeto. A leitura correta da participação, porém, não é contra essa linha de base e sim contra o mercado efetivamente endereçável, que soma às três praças-base a praça disputada de Jaguaré (26–53 mil t/ano), as praças alcançáveis por entrega própria em Nova Venécia e Pinheiros (64–129 mil t/ano) e as obras públicas catalogadas (139–223 mil t/ano): 489–701 mil t/ano. Contra essa base, o platô de 237.516 t/ano — 90% do teto licenciado e 40% da capacidade instalada da planta — representa 34%–49%, e não os 80 a 91% que a leitura restrita ao mercado-base sugeriria. Pela via de baixo para cima, aplicando pesos de penetração praça a praça, a captura resulta em 248–319 mil t/ano — faixa cujo PISO já supera o platô de 237.516 t/ano, de modo que a restrição do projeto passa a ser de capacidade de produção, e não de mercado —; a condição dessa conta deve ser dita com clareza: a sede sozinha não sustenta o platô, e a diferença vem das praças vizinhas, onde a CIPREM só entra entregando com frota própria. Às obras cabe ainda outro papel: coincidem com a carência e o ramp-up (anos 1–2, vendas de 63 a 126 mil t/ano), absorvendo a produção inicial justamente no período de maturação comercial. Mercado estruturalmente deficitário — sem produtor instalado na base, com o grosso do suprimento viajando de 66,8 a 140 km —, vantagem logística e cronologia favorável compõem um quadro de baixo risco de demanda para o financiamento pleiteado.</w:t>
       </w:r>
     </w:p>
     <w:p>
@@ -1524,7 +1524,7 @@
               <w:rPr>
                 <w:b w:val="0"/>
               </w:rPr>
-              <w:t>Lida contra o mercado endereçável (490–701 mil t/ano): 34%–48%, em vez da leitura restrita à linha de base (80–91%).</w:t>
+              <w:t>Lida contra o mercado endereçável (489–701 mil t/ano): 34%–49%, em vez da leitura restrita à linha de base (80–91%).</w:t>
             </w:r>
           </w:p>
         </w:tc>

--- a/Justificativa_CIPREM_secao3_revisada.docx
+++ b/Justificativa_CIPREM_secao3_revisada.docx
@@ -203,6 +203,15 @@
       </w:r>
       <w:r>
         <w:rPr>
+          <w:color w:val="C00000"/>
+        </w:rPr>
+        <w:rPr>
+          <w:color w:val="C00000"/>
+        </w:rPr>
+        <w:t>. A régua é lida em R$ por TONELADA ENTREGUE, e não por tonelada-quilômetro: a vantagem é R$ 0,91/t·km — coeficiente da tabela de frete praticada pela unidade do grupo em operação (“Carreta: 0,91 × volume (T) × KM”) — aplicado à diferença de distância rodoviária medida, isto é, (66,8 − 40,7) × 0,91 = R$ 23,8/t contra Pinheiros, (75,5 − 40,7) × 0,91 = R$ 31,7/t contra Nova Venécia e (57,1 − 40,7) × 0,91 = R$ 14,9/t contra Jaguaré</w:t>
+      </w:r>
+      <w:r>
+        <w:rPr>
           <w:color w:val="000000"/>
         </w:rPr>
         <w:t xml:space="preserve">. Os produtores de porte operam a partir de </w:t>
@@ -283,7 +292,7 @@
         <w:rPr>
           <w:color w:val="C00000"/>
         </w:rPr>
-        <w:t>, levantada nos projetos dos 21 loteamentos que formam o balneário e auditada em 637 pontos verificados um a um em campo virtual (517 em Street View e 120 em satélite), listados individualmente com coordenada e data — 193,4 km em 437 vias, das quais apenas 26,6% pavimentadas —,</w:t>
+        <w:t>, levantada nos projetos dos 21 loteamentos que formam o balneário e auditada em 637 pontos verificados um a um em campo virtual (517 em Street View e 120 em satélite), listados individualmente com coordenada e data — 193,4 km em 437 trechos de via, das quais apenas 26,6% pavimentadas —,</w:t>
       </w:r>
       <w:r>
         <w:rPr>
@@ -1156,7 +1165,7 @@
                 <w:sz w:val="17"/>
                 <w:szCs w:val="17"/>
               </w:rPr>
-              <w:t>Substituído pelo levantamento reconciliado de 19/08/2026: 437 vias medidas nos 21 loteamentos, 193,4 km, situação de pavimentação auditada em 637 pontos listados um a um com coordenada e data (517 em Street View, 120 em satélite). Faltam 1.216.547 m² de pista e 554.203 m² de calçada — 874 a 1.144 mil t de agregados, das quais 751 a 951 mil t de produtos de britagem.</w:t>
+              <w:t>Substituído pelo levantamento reconciliado de 19/08/2026: 437 trechos de via medidos nos 21 loteamentos, 193,4 km, situação de pavimentação auditada em 637 pontos listados um a um com coordenada e data (517 em Street View, 120 em satélite). Faltam 1.216.547 m² de pista e 554.203 m² de calçada — 874 a 1.144 mil t de agregados, das quais 751 a 951 mil t de produtos de britagem.</w:t>
             </w:r>
           </w:p>
         </w:tc>
